--- a/lessons/9-3/downloads/reveal/9.3-session-1-practice-form-b.docx
+++ b/lessons/9-3/downloads/reveal/9.3-session-1-practice-form-b.docx
@@ -15,7 +15,7 @@
         <w:rPr>
           <w:rFonts w:ascii="Avenir Next" w:hAnsi="Avenir Next" w:cs="Avenir Next" w:eastAsia="Avenir Next"/>
           <w:color w:val="1A1A1A"/>
-          <w:sz w:val="20"/>
+          <w:sz w:val="22"/>
           <w:szCs w:val="20"/>
         </w:rPr>
         <w:t xml:space="preserve">Name</w:t>
@@ -33,7 +33,7 @@
         <w:rPr>
           <w:rFonts w:ascii="Avenir Next" w:hAnsi="Avenir Next" w:cs="Avenir Next" w:eastAsia="Avenir Next"/>
           <w:color w:val="1A1A1A"/>
-          <w:sz w:val="20"/>
+          <w:sz w:val="22"/>
           <w:szCs w:val="20"/>
         </w:rPr>
         <w:t xml:space="preserve">   Date</w:t>
@@ -51,7 +51,7 @@
         <w:rPr>
           <w:rFonts w:ascii="Avenir Next" w:hAnsi="Avenir Next" w:cs="Avenir Next" w:eastAsia="Avenir Next"/>
           <w:color w:val="1A1A1A"/>
-          <w:sz w:val="20"/>
+          <w:sz w:val="22"/>
           <w:szCs w:val="20"/>
         </w:rPr>
         <w:t xml:space="preserve">   Period</w:t>
@@ -78,7 +78,7 @@
           <w:caps/>
           <w:color w:val="003A70"/>
           <w:spacing w:val="12"/>
-          <w:sz w:val="19"/>
+          <w:sz w:val="22"/>
           <w:szCs w:val="19"/>
         </w:rPr>
         <w:t xml:space="preserve">Lesson 9-3  ·  Session 1  ·  Practice  ·  Form B</w:t>
@@ -86,6 +86,7 @@
     </w:p>
     <w:p>
       <w:pPr>
+        <w:pStyle w:val="Heading1"/>
         <w:keepNext/>
         <w:spacing w:before="0" w:after="10" w:line="240" w:lineRule="auto"/>
       </w:pPr>
@@ -111,7 +112,7 @@
         <w:rPr>
           <w:rFonts w:ascii="Avenir Next" w:hAnsi="Avenir Next" w:cs="Avenir Next" w:eastAsia="Avenir Next"/>
           <w:color w:val="5A5F66"/>
-          <w:sz w:val="17"/>
+          <w:sz w:val="22"/>
           <w:szCs w:val="17"/>
         </w:rPr>
         <w:t xml:space="preserve">Learning target — I can write an equation that matches a table of values.</w:t>
@@ -128,7 +129,7 @@
     </w:p>
     <w:p>
       <w:pPr>
-        <w:spacing w:before="0" w:after="0" w:line="60" w:lineRule="auto"/>
+        <w:spacing w:before="0" w:after="0" w:line="50" w:lineRule="exact"/>
       </w:pPr>
     </w:p>
     <w:tbl>
@@ -167,6 +168,7 @@
           </w:tcPr>
           <w:p>
             <w:pPr>
+              <w:pStyle w:val="Heading2"/>
               <w:spacing w:before="0" w:after="40" w:line="264" w:lineRule="auto"/>
             </w:pPr>
             <w:r>
@@ -194,25 +196,25 @@
                 <w:rFonts w:ascii="Avenir Next" w:hAnsi="Avenir Next" w:cs="Avenir Next" w:eastAsia="Avenir Next"/>
                 <w:b/>
                 <w:color w:val="003A70"/>
+                <w:sz w:val="22"/>
+                <w:szCs w:val="18"/>
+              </w:rPr>
+              <w:t xml:space="preserve">•</w:t>
+            </w:r>
+            <w:r>
+              <w:rPr>
+                <w:rFonts w:ascii="Avenir Next" w:hAnsi="Avenir Next" w:cs="Avenir Next" w:eastAsia="Avenir Next"/>
+                <w:color w:val="1A1A1A"/>
                 <w:sz w:val="18"/>
                 <w:szCs w:val="18"/>
               </w:rPr>
-              <w:t xml:space="preserve">•</w:t>
-            </w:r>
-            <w:r>
-              <w:rPr>
-                <w:rFonts w:ascii="Avenir Next" w:hAnsi="Avenir Next" w:cs="Avenir Next" w:eastAsia="Avenir Next"/>
-                <w:color w:val="1A1A1A"/>
-                <w:sz w:val="18"/>
-                <w:szCs w:val="18"/>
-              </w:rPr>
               <w:tab/>
             </w:r>
             <w:r>
               <w:rPr>
                 <w:rFonts w:ascii="Avenir Next" w:hAnsi="Avenir Next" w:cs="Avenir Next" w:eastAsia="Avenir Next"/>
                 <w:color w:val="1A1A1A"/>
-                <w:sz w:val="18"/>
+                <w:sz w:val="22"/>
                 <w:szCs w:val="18"/>
               </w:rPr>
               <w:t xml:space="preserve">A </w:t>
@@ -222,7 +224,7 @@
                 <w:rFonts w:ascii="Avenir Next" w:hAnsi="Avenir Next" w:cs="Avenir Next" w:eastAsia="Avenir Next"/>
                 <w:b/>
                 <w:color w:val="1A1A1A"/>
-                <w:sz w:val="18"/>
+                <w:sz w:val="22"/>
                 <w:szCs w:val="18"/>
               </w:rPr>
               <w:t xml:space="preserve">constant rate</w:t>
@@ -231,7 +233,7 @@
               <w:rPr>
                 <w:rFonts w:ascii="Avenir Next" w:hAnsi="Avenir Next" w:cs="Avenir Next" w:eastAsia="Avenir Next"/>
                 <w:color w:val="1A1A1A"/>
-                <w:sz w:val="18"/>
+                <w:sz w:val="22"/>
                 <w:szCs w:val="18"/>
               </w:rPr>
               <w:t xml:space="preserve"> means </w:t>
@@ -241,7 +243,7 @@
                 <w:rFonts w:ascii="Avenir Next" w:hAnsi="Avenir Next" w:cs="Avenir Next" w:eastAsia="Avenir Next"/>
                 <w:i/>
                 <w:color w:val="1A1A1A"/>
-                <w:sz w:val="18"/>
+                <w:sz w:val="22"/>
                 <w:szCs w:val="18"/>
               </w:rPr>
               <w:t xml:space="preserve">y</w:t>
@@ -250,7 +252,7 @@
               <w:rPr>
                 <w:rFonts w:ascii="Avenir Next" w:hAnsi="Avenir Next" w:cs="Avenir Next" w:eastAsia="Avenir Next"/>
                 <w:color w:val="1A1A1A"/>
-                <w:sz w:val="18"/>
+                <w:sz w:val="22"/>
                 <w:szCs w:val="18"/>
               </w:rPr>
               <w:t xml:space="preserve"> ÷ </w:t>
@@ -260,7 +262,7 @@
                 <w:rFonts w:ascii="Avenir Next" w:hAnsi="Avenir Next" w:cs="Avenir Next" w:eastAsia="Avenir Next"/>
                 <w:i/>
                 <w:color w:val="1A1A1A"/>
-                <w:sz w:val="18"/>
+                <w:sz w:val="22"/>
                 <w:szCs w:val="18"/>
               </w:rPr>
               <w:t xml:space="preserve">x</w:t>
@@ -269,7 +271,7 @@
               <w:rPr>
                 <w:rFonts w:ascii="Avenir Next" w:hAnsi="Avenir Next" w:cs="Avenir Next" w:eastAsia="Avenir Next"/>
                 <w:color w:val="1A1A1A"/>
-                <w:sz w:val="18"/>
+                <w:sz w:val="22"/>
                 <w:szCs w:val="18"/>
               </w:rPr>
               <w:t xml:space="preserve"> is the same in every row. Then </w:t>
@@ -279,7 +281,7 @@
                 <w:rFonts w:ascii="Avenir Next" w:hAnsi="Avenir Next" w:cs="Avenir Next" w:eastAsia="Avenir Next"/>
                 <w:i/>
                 <w:color w:val="1A1A1A"/>
-                <w:sz w:val="18"/>
+                <w:sz w:val="22"/>
                 <w:szCs w:val="18"/>
               </w:rPr>
               <w:t xml:space="preserve">y</w:t>
@@ -288,7 +290,7 @@
               <w:rPr>
                 <w:rFonts w:ascii="Avenir Next" w:hAnsi="Avenir Next" w:cs="Avenir Next" w:eastAsia="Avenir Next"/>
                 <w:color w:val="1A1A1A"/>
-                <w:sz w:val="18"/>
+                <w:sz w:val="22"/>
                 <w:szCs w:val="18"/>
               </w:rPr>
               <w:t xml:space="preserve"> = (rate) × </w:t>
@@ -298,7 +300,7 @@
                 <w:rFonts w:ascii="Avenir Next" w:hAnsi="Avenir Next" w:cs="Avenir Next" w:eastAsia="Avenir Next"/>
                 <w:i/>
                 <w:color w:val="1A1A1A"/>
-                <w:sz w:val="18"/>
+                <w:sz w:val="22"/>
                 <w:szCs w:val="18"/>
               </w:rPr>
               <w:t xml:space="preserve">x</w:t>
@@ -307,7 +309,7 @@
               <w:rPr>
                 <w:rFonts w:ascii="Avenir Next" w:hAnsi="Avenir Next" w:cs="Avenir Next" w:eastAsia="Avenir Next"/>
                 <w:color w:val="1A1A1A"/>
-                <w:sz w:val="18"/>
+                <w:sz w:val="22"/>
                 <w:szCs w:val="18"/>
               </w:rPr>
               <w:t xml:space="preserve">.</w:t>
@@ -326,25 +328,25 @@
                 <w:rFonts w:ascii="Avenir Next" w:hAnsi="Avenir Next" w:cs="Avenir Next" w:eastAsia="Avenir Next"/>
                 <w:b/>
                 <w:color w:val="003A70"/>
+                <w:sz w:val="22"/>
+                <w:szCs w:val="18"/>
+              </w:rPr>
+              <w:t xml:space="preserve">•</w:t>
+            </w:r>
+            <w:r>
+              <w:rPr>
+                <w:rFonts w:ascii="Avenir Next" w:hAnsi="Avenir Next" w:cs="Avenir Next" w:eastAsia="Avenir Next"/>
+                <w:color w:val="1A1A1A"/>
                 <w:sz w:val="18"/>
                 <w:szCs w:val="18"/>
               </w:rPr>
-              <w:t xml:space="preserve">•</w:t>
-            </w:r>
-            <w:r>
-              <w:rPr>
-                <w:rFonts w:ascii="Avenir Next" w:hAnsi="Avenir Next" w:cs="Avenir Next" w:eastAsia="Avenir Next"/>
-                <w:color w:val="1A1A1A"/>
-                <w:sz w:val="18"/>
-                <w:szCs w:val="18"/>
-              </w:rPr>
               <w:tab/>
             </w:r>
             <w:r>
               <w:rPr>
                 <w:rFonts w:ascii="Avenir Next" w:hAnsi="Avenir Next" w:cs="Avenir Next" w:eastAsia="Avenir Next"/>
                 <w:color w:val="1A1A1A"/>
-                <w:sz w:val="18"/>
+                <w:sz w:val="22"/>
                 <w:szCs w:val="18"/>
               </w:rPr>
               <w:t xml:space="preserve">If </w:t>
@@ -354,7 +356,7 @@
                 <w:rFonts w:ascii="Avenir Next" w:hAnsi="Avenir Next" w:cs="Avenir Next" w:eastAsia="Avenir Next"/>
                 <w:i/>
                 <w:color w:val="1A1A1A"/>
-                <w:sz w:val="18"/>
+                <w:sz w:val="22"/>
                 <w:szCs w:val="18"/>
               </w:rPr>
               <w:t xml:space="preserve">y</w:t>
@@ -363,7 +365,7 @@
               <w:rPr>
                 <w:rFonts w:ascii="Avenir Next" w:hAnsi="Avenir Next" w:cs="Avenir Next" w:eastAsia="Avenir Next"/>
                 <w:color w:val="1A1A1A"/>
-                <w:sz w:val="18"/>
+                <w:sz w:val="22"/>
                 <w:szCs w:val="18"/>
               </w:rPr>
               <w:t xml:space="preserve"> − </w:t>
@@ -373,7 +375,7 @@
                 <w:rFonts w:ascii="Avenir Next" w:hAnsi="Avenir Next" w:cs="Avenir Next" w:eastAsia="Avenir Next"/>
                 <w:i/>
                 <w:color w:val="1A1A1A"/>
-                <w:sz w:val="18"/>
+                <w:sz w:val="22"/>
                 <w:szCs w:val="18"/>
               </w:rPr>
               <w:t xml:space="preserve">x</w:t>
@@ -382,7 +384,7 @@
               <w:rPr>
                 <w:rFonts w:ascii="Avenir Next" w:hAnsi="Avenir Next" w:cs="Avenir Next" w:eastAsia="Avenir Next"/>
                 <w:color w:val="1A1A1A"/>
-                <w:sz w:val="18"/>
+                <w:sz w:val="22"/>
                 <w:szCs w:val="18"/>
               </w:rPr>
               <w:t xml:space="preserve"> is the same in every row, </w:t>
@@ -392,7 +394,7 @@
                 <w:rFonts w:ascii="Avenir Next" w:hAnsi="Avenir Next" w:cs="Avenir Next" w:eastAsia="Avenir Next"/>
                 <w:i/>
                 <w:color w:val="1A1A1A"/>
-                <w:sz w:val="18"/>
+                <w:sz w:val="22"/>
                 <w:szCs w:val="18"/>
               </w:rPr>
               <w:t xml:space="preserve">y</w:t>
@@ -401,7 +403,7 @@
               <w:rPr>
                 <w:rFonts w:ascii="Avenir Next" w:hAnsi="Avenir Next" w:cs="Avenir Next" w:eastAsia="Avenir Next"/>
                 <w:color w:val="1A1A1A"/>
-                <w:sz w:val="18"/>
+                <w:sz w:val="22"/>
                 <w:szCs w:val="18"/>
               </w:rPr>
               <w:t xml:space="preserve"> = </w:t>
@@ -411,7 +413,7 @@
                 <w:rFonts w:ascii="Avenir Next" w:hAnsi="Avenir Next" w:cs="Avenir Next" w:eastAsia="Avenir Next"/>
                 <w:i/>
                 <w:color w:val="1A1A1A"/>
-                <w:sz w:val="18"/>
+                <w:sz w:val="22"/>
                 <w:szCs w:val="18"/>
               </w:rPr>
               <w:t xml:space="preserve">x</w:t>
@@ -420,7 +422,7 @@
               <w:rPr>
                 <w:rFonts w:ascii="Avenir Next" w:hAnsi="Avenir Next" w:cs="Avenir Next" w:eastAsia="Avenir Next"/>
                 <w:color w:val="1A1A1A"/>
-                <w:sz w:val="18"/>
+                <w:sz w:val="22"/>
                 <w:szCs w:val="18"/>
               </w:rPr>
               <w:t xml:space="preserve"> + (that number).</w:t>
@@ -439,25 +441,25 @@
                 <w:rFonts w:ascii="Avenir Next" w:hAnsi="Avenir Next" w:cs="Avenir Next" w:eastAsia="Avenir Next"/>
                 <w:b/>
                 <w:color w:val="003A70"/>
+                <w:sz w:val="22"/>
+                <w:szCs w:val="18"/>
+              </w:rPr>
+              <w:t xml:space="preserve">•</w:t>
+            </w:r>
+            <w:r>
+              <w:rPr>
+                <w:rFonts w:ascii="Avenir Next" w:hAnsi="Avenir Next" w:cs="Avenir Next" w:eastAsia="Avenir Next"/>
+                <w:color w:val="1A1A1A"/>
                 <w:sz w:val="18"/>
                 <w:szCs w:val="18"/>
               </w:rPr>
-              <w:t xml:space="preserve">•</w:t>
-            </w:r>
-            <w:r>
-              <w:rPr>
-                <w:rFonts w:ascii="Avenir Next" w:hAnsi="Avenir Next" w:cs="Avenir Next" w:eastAsia="Avenir Next"/>
-                <w:color w:val="1A1A1A"/>
-                <w:sz w:val="18"/>
-                <w:szCs w:val="18"/>
-              </w:rPr>
               <w:tab/>
             </w:r>
             <w:r>
               <w:rPr>
                 <w:rFonts w:ascii="Avenir Next" w:hAnsi="Avenir Next" w:cs="Avenir Next" w:eastAsia="Avenir Next"/>
                 <w:color w:val="1A1A1A"/>
-                <w:sz w:val="18"/>
+                <w:sz w:val="22"/>
                 <w:szCs w:val="18"/>
               </w:rPr>
               <w:t xml:space="preserve">If neither works, see how much </w:t>
@@ -467,7 +469,7 @@
                 <w:rFonts w:ascii="Avenir Next" w:hAnsi="Avenir Next" w:cs="Avenir Next" w:eastAsia="Avenir Next"/>
                 <w:i/>
                 <w:color w:val="1A1A1A"/>
-                <w:sz w:val="18"/>
+                <w:sz w:val="22"/>
                 <w:szCs w:val="18"/>
               </w:rPr>
               <w:t xml:space="preserve">y</w:t>
@@ -476,7 +478,7 @@
               <w:rPr>
                 <w:rFonts w:ascii="Avenir Next" w:hAnsi="Avenir Next" w:cs="Avenir Next" w:eastAsia="Avenir Next"/>
                 <w:color w:val="1A1A1A"/>
-                <w:sz w:val="18"/>
+                <w:sz w:val="22"/>
                 <w:szCs w:val="18"/>
               </w:rPr>
               <w:t xml:space="preserve"> grows each step: </w:t>
@@ -486,7 +488,7 @@
                 <w:rFonts w:ascii="Avenir Next" w:hAnsi="Avenir Next" w:cs="Avenir Next" w:eastAsia="Avenir Next"/>
                 <w:i/>
                 <w:color w:val="1A1A1A"/>
-                <w:sz w:val="18"/>
+                <w:sz w:val="22"/>
                 <w:szCs w:val="18"/>
               </w:rPr>
               <w:t xml:space="preserve">x</w:t>
@@ -495,7 +497,7 @@
               <w:rPr>
                 <w:rFonts w:ascii="Avenir Next" w:hAnsi="Avenir Next" w:cs="Avenir Next" w:eastAsia="Avenir Next"/>
                 <w:color w:val="1A1A1A"/>
-                <w:sz w:val="18"/>
+                <w:sz w:val="22"/>
                 <w:szCs w:val="18"/>
               </w:rPr>
               <w:t xml:space="preserve">: 1, 2, 3 and </w:t>
@@ -505,7 +507,7 @@
                 <w:rFonts w:ascii="Avenir Next" w:hAnsi="Avenir Next" w:cs="Avenir Next" w:eastAsia="Avenir Next"/>
                 <w:i/>
                 <w:color w:val="1A1A1A"/>
-                <w:sz w:val="18"/>
+                <w:sz w:val="22"/>
                 <w:szCs w:val="18"/>
               </w:rPr>
               <w:t xml:space="preserve">y</w:t>
@@ -514,7 +516,7 @@
               <w:rPr>
                 <w:rFonts w:ascii="Avenir Next" w:hAnsi="Avenir Next" w:cs="Avenir Next" w:eastAsia="Avenir Next"/>
                 <w:color w:val="1A1A1A"/>
-                <w:sz w:val="18"/>
+                <w:sz w:val="22"/>
                 <w:szCs w:val="18"/>
               </w:rPr>
               <w:t xml:space="preserve">: 5, 7, 9 gives </w:t>
@@ -524,7 +526,7 @@
                 <w:rFonts w:ascii="Avenir Next" w:hAnsi="Avenir Next" w:cs="Avenir Next" w:eastAsia="Avenir Next"/>
                 <w:i/>
                 <w:color w:val="1A1A1A"/>
-                <w:sz w:val="18"/>
+                <w:sz w:val="22"/>
                 <w:szCs w:val="18"/>
               </w:rPr>
               <w:t xml:space="preserve">y</w:t>
@@ -533,7 +535,7 @@
               <w:rPr>
                 <w:rFonts w:ascii="Avenir Next" w:hAnsi="Avenir Next" w:cs="Avenir Next" w:eastAsia="Avenir Next"/>
                 <w:color w:val="1A1A1A"/>
-                <w:sz w:val="18"/>
+                <w:sz w:val="22"/>
                 <w:szCs w:val="18"/>
               </w:rPr>
               <w:t xml:space="preserve"> = 2</w:t>
@@ -543,7 +545,7 @@
                 <w:rFonts w:ascii="Avenir Next" w:hAnsi="Avenir Next" w:cs="Avenir Next" w:eastAsia="Avenir Next"/>
                 <w:i/>
                 <w:color w:val="1A1A1A"/>
-                <w:sz w:val="18"/>
+                <w:sz w:val="22"/>
                 <w:szCs w:val="18"/>
               </w:rPr>
               <w:t xml:space="preserve">x</w:t>
@@ -552,7 +554,7 @@
               <w:rPr>
                 <w:rFonts w:ascii="Avenir Next" w:hAnsi="Avenir Next" w:cs="Avenir Next" w:eastAsia="Avenir Next"/>
                 <w:color w:val="1A1A1A"/>
-                <w:sz w:val="18"/>
+                <w:sz w:val="22"/>
                 <w:szCs w:val="18"/>
               </w:rPr>
               <w:t xml:space="preserve"> + 3.</w:t>
@@ -567,6 +569,7 @@
           </w:tcPr>
           <w:p>
             <w:pPr>
+              <w:pStyle w:val="Heading2"/>
               <w:spacing w:before="0" w:after="40" w:line="264" w:lineRule="auto"/>
             </w:pPr>
             <w:r>
@@ -589,7 +592,7 @@
               <w:rPr>
                 <w:rFonts w:ascii="Avenir Next" w:hAnsi="Avenir Next" w:cs="Avenir Next" w:eastAsia="Avenir Next"/>
                 <w:color w:val="1A1A1A"/>
-                <w:sz w:val="17"/>
+                <w:sz w:val="22"/>
                 <w:szCs w:val="17"/>
               </w:rPr>
               <w:t xml:space="preserve">Write an equation for the pairs (1, 6), (2, 12), (5, 30).</w:t>
@@ -608,25 +611,25 @@
                 <w:rFonts w:ascii="Avenir Next" w:hAnsi="Avenir Next" w:cs="Avenir Next" w:eastAsia="Avenir Next"/>
                 <w:b/>
                 <w:color w:val="003A70"/>
+                <w:sz w:val="22"/>
+                <w:szCs w:val="17"/>
+              </w:rPr>
+              <w:t xml:space="preserve">Step 1</w:t>
+            </w:r>
+            <w:r>
+              <w:rPr>
+                <w:rFonts w:ascii="Avenir Next" w:hAnsi="Avenir Next" w:cs="Avenir Next" w:eastAsia="Avenir Next"/>
+                <w:color w:val="1A1A1A"/>
                 <w:sz w:val="17"/>
                 <w:szCs w:val="17"/>
               </w:rPr>
-              <w:t xml:space="preserve">Step 1</w:t>
-            </w:r>
-            <w:r>
-              <w:rPr>
-                <w:rFonts w:ascii="Avenir Next" w:hAnsi="Avenir Next" w:cs="Avenir Next" w:eastAsia="Avenir Next"/>
-                <w:color w:val="1A1A1A"/>
-                <w:sz w:val="17"/>
-                <w:szCs w:val="17"/>
-              </w:rPr>
               <w:tab/>
             </w:r>
             <w:r>
               <w:rPr>
                 <w:rFonts w:ascii="Avenir Next" w:hAnsi="Avenir Next" w:cs="Avenir Next" w:eastAsia="Avenir Next"/>
                 <w:color w:val="1A1A1A"/>
-                <w:sz w:val="17"/>
+                <w:sz w:val="22"/>
                 <w:szCs w:val="17"/>
               </w:rPr>
               <w:t xml:space="preserve">6 ÷ 1 = 6,  12 ÷ 2 = 6,  30 ÷ 5 = 6.</w:t>
@@ -645,25 +648,25 @@
                 <w:rFonts w:ascii="Avenir Next" w:hAnsi="Avenir Next" w:cs="Avenir Next" w:eastAsia="Avenir Next"/>
                 <w:b/>
                 <w:color w:val="003A70"/>
+                <w:sz w:val="22"/>
+                <w:szCs w:val="17"/>
+              </w:rPr>
+              <w:t xml:space="preserve">Step 2</w:t>
+            </w:r>
+            <w:r>
+              <w:rPr>
+                <w:rFonts w:ascii="Avenir Next" w:hAnsi="Avenir Next" w:cs="Avenir Next" w:eastAsia="Avenir Next"/>
+                <w:color w:val="1A1A1A"/>
                 <w:sz w:val="17"/>
                 <w:szCs w:val="17"/>
               </w:rPr>
-              <w:t xml:space="preserve">Step 2</w:t>
-            </w:r>
-            <w:r>
-              <w:rPr>
-                <w:rFonts w:ascii="Avenir Next" w:hAnsi="Avenir Next" w:cs="Avenir Next" w:eastAsia="Avenir Next"/>
-                <w:color w:val="1A1A1A"/>
-                <w:sz w:val="17"/>
-                <w:szCs w:val="17"/>
-              </w:rPr>
               <w:tab/>
             </w:r>
             <w:r>
               <w:rPr>
                 <w:rFonts w:ascii="Avenir Next" w:hAnsi="Avenir Next" w:cs="Avenir Next" w:eastAsia="Avenir Next"/>
                 <w:color w:val="1A1A1A"/>
-                <w:sz w:val="17"/>
+                <w:sz w:val="22"/>
                 <w:szCs w:val="17"/>
               </w:rPr>
               <w:t xml:space="preserve">The rate is 6 every time.</w:t>
@@ -682,25 +685,25 @@
                 <w:rFonts w:ascii="Avenir Next" w:hAnsi="Avenir Next" w:cs="Avenir Next" w:eastAsia="Avenir Next"/>
                 <w:b/>
                 <w:color w:val="003A70"/>
+                <w:sz w:val="22"/>
+                <w:szCs w:val="17"/>
+              </w:rPr>
+              <w:t xml:space="preserve">Step 3</w:t>
+            </w:r>
+            <w:r>
+              <w:rPr>
+                <w:rFonts w:ascii="Avenir Next" w:hAnsi="Avenir Next" w:cs="Avenir Next" w:eastAsia="Avenir Next"/>
+                <w:color w:val="1A1A1A"/>
                 <w:sz w:val="17"/>
                 <w:szCs w:val="17"/>
               </w:rPr>
-              <w:t xml:space="preserve">Step 3</w:t>
-            </w:r>
-            <w:r>
-              <w:rPr>
-                <w:rFonts w:ascii="Avenir Next" w:hAnsi="Avenir Next" w:cs="Avenir Next" w:eastAsia="Avenir Next"/>
-                <w:color w:val="1A1A1A"/>
-                <w:sz w:val="17"/>
-                <w:szCs w:val="17"/>
-              </w:rPr>
               <w:tab/>
             </w:r>
             <w:r>
               <w:rPr>
                 <w:rFonts w:ascii="Avenir Next" w:hAnsi="Avenir Next" w:cs="Avenir Next" w:eastAsia="Avenir Next"/>
                 <w:color w:val="1A1A1A"/>
-                <w:sz w:val="17"/>
+                <w:sz w:val="22"/>
                 <w:szCs w:val="17"/>
               </w:rPr>
               <w:t xml:space="preserve">Check: 6 × 5 = 30.</w:t>
@@ -719,19 +722,40 @@
                 <w:rFonts w:ascii="Avenir Next" w:hAnsi="Avenir Next" w:cs="Avenir Next" w:eastAsia="Avenir Next"/>
                 <w:b/>
                 <w:color w:val="1A1A1A"/>
+                <w:sz w:val="22"/>
+                <w:szCs w:val="17"/>
+              </w:rPr>
+              <w:t xml:space="preserve">Answer</w:t>
+            </w:r>
+            <w:r>
+              <w:rPr>
+                <w:rFonts w:ascii="Avenir Next" w:hAnsi="Avenir Next" w:cs="Avenir Next" w:eastAsia="Avenir Next"/>
+                <w:color w:val="1A1A1A"/>
                 <w:sz w:val="17"/>
                 <w:szCs w:val="17"/>
               </w:rPr>
-              <w:t xml:space="preserve">Answer</w:t>
-            </w:r>
-            <w:r>
-              <w:rPr>
-                <w:rFonts w:ascii="Avenir Next" w:hAnsi="Avenir Next" w:cs="Avenir Next" w:eastAsia="Avenir Next"/>
-                <w:color w:val="1A1A1A"/>
-                <w:sz w:val="17"/>
+              <w:tab/>
+            </w:r>
+            <w:r>
+              <w:rPr>
+                <w:rFonts w:ascii="Avenir Next" w:hAnsi="Avenir Next" w:cs="Avenir Next" w:eastAsia="Avenir Next"/>
+                <w:b/>
+                <w:i/>
+                <w:color w:val="1A1A1A"/>
+                <w:sz w:val="22"/>
                 <w:szCs w:val="17"/>
               </w:rPr>
-              <w:tab/>
+              <w:t xml:space="preserve">y</w:t>
+            </w:r>
+            <w:r>
+              <w:rPr>
+                <w:rFonts w:ascii="Avenir Next" w:hAnsi="Avenir Next" w:cs="Avenir Next" w:eastAsia="Avenir Next"/>
+                <w:b/>
+                <w:color w:val="1A1A1A"/>
+                <w:sz w:val="22"/>
+                <w:szCs w:val="17"/>
+              </w:rPr>
+              <w:t xml:space="preserve"> = 6</w:t>
             </w:r>
             <w:r>
               <w:rPr>
@@ -739,28 +763,7 @@
                 <w:b/>
                 <w:i/>
                 <w:color w:val="1A1A1A"/>
-                <w:sz w:val="17"/>
-                <w:szCs w:val="17"/>
-              </w:rPr>
-              <w:t xml:space="preserve">y</w:t>
-            </w:r>
-            <w:r>
-              <w:rPr>
-                <w:rFonts w:ascii="Avenir Next" w:hAnsi="Avenir Next" w:cs="Avenir Next" w:eastAsia="Avenir Next"/>
-                <w:b/>
-                <w:color w:val="1A1A1A"/>
-                <w:sz w:val="17"/>
-                <w:szCs w:val="17"/>
-              </w:rPr>
-              <w:t xml:space="preserve"> = 6</w:t>
-            </w:r>
-            <w:r>
-              <w:rPr>
-                <w:rFonts w:ascii="Avenir Next" w:hAnsi="Avenir Next" w:cs="Avenir Next" w:eastAsia="Avenir Next"/>
-                <w:b/>
-                <w:i/>
-                <w:color w:val="1A1A1A"/>
-                <w:sz w:val="17"/>
+                <w:sz w:val="22"/>
                 <w:szCs w:val="17"/>
               </w:rPr>
               <w:t xml:space="preserve">x</w:t>
@@ -789,7 +792,7 @@
           <w:rFonts w:ascii="Avenir Next" w:hAnsi="Avenir Next" w:cs="Avenir Next" w:eastAsia="Avenir Next"/>
           <w:b/>
           <w:color w:val="1A1A1A"/>
-          <w:sz w:val="17"/>
+          <w:sz w:val="22"/>
           <w:szCs w:val="17"/>
         </w:rPr>
         <w:t xml:space="preserve">equation</w:t>
@@ -799,7 +802,7 @@
           <w:rFonts w:ascii="Avenir Next" w:hAnsi="Avenir Next" w:cs="Avenir Next" w:eastAsia="Avenir Next"/>
           <w:i/>
           <w:color w:val="5A5F66"/>
-          <w:sz w:val="17"/>
+          <w:sz w:val="22"/>
           <w:szCs w:val="17"/>
         </w:rPr>
         <w:t xml:space="preserve"> (ecuación)</w:t>
@@ -808,7 +811,7 @@
         <w:rPr>
           <w:rFonts w:ascii="Avenir Next" w:hAnsi="Avenir Next" w:cs="Avenir Next" w:eastAsia="Avenir Next"/>
           <w:color w:val="5A5F66"/>
-          <w:sz w:val="17"/>
+          <w:sz w:val="22"/>
           <w:szCs w:val="17"/>
         </w:rPr>
         <w:t xml:space="preserve">   ·   </w:t>
@@ -818,7 +821,7 @@
           <w:rFonts w:ascii="Avenir Next" w:hAnsi="Avenir Next" w:cs="Avenir Next" w:eastAsia="Avenir Next"/>
           <w:b/>
           <w:color w:val="1A1A1A"/>
-          <w:sz w:val="17"/>
+          <w:sz w:val="22"/>
           <w:szCs w:val="17"/>
         </w:rPr>
         <w:t xml:space="preserve">constant</w:t>
@@ -828,7 +831,7 @@
           <w:rFonts w:ascii="Avenir Next" w:hAnsi="Avenir Next" w:cs="Avenir Next" w:eastAsia="Avenir Next"/>
           <w:i/>
           <w:color w:val="5A5F66"/>
-          <w:sz w:val="17"/>
+          <w:sz w:val="22"/>
           <w:szCs w:val="17"/>
         </w:rPr>
         <w:t xml:space="preserve"> (constante)</w:t>
@@ -837,7 +840,7 @@
         <w:rPr>
           <w:rFonts w:ascii="Avenir Next" w:hAnsi="Avenir Next" w:cs="Avenir Next" w:eastAsia="Avenir Next"/>
           <w:color w:val="5A5F66"/>
-          <w:sz w:val="17"/>
+          <w:sz w:val="22"/>
           <w:szCs w:val="17"/>
         </w:rPr>
         <w:t xml:space="preserve">   ·   </w:t>
@@ -847,7 +850,7 @@
           <w:rFonts w:ascii="Avenir Next" w:hAnsi="Avenir Next" w:cs="Avenir Next" w:eastAsia="Avenir Next"/>
           <w:b/>
           <w:color w:val="1A1A1A"/>
-          <w:sz w:val="17"/>
+          <w:sz w:val="22"/>
           <w:szCs w:val="17"/>
         </w:rPr>
         <w:t xml:space="preserve">rate</w:t>
@@ -857,7 +860,7 @@
           <w:rFonts w:ascii="Avenir Next" w:hAnsi="Avenir Next" w:cs="Avenir Next" w:eastAsia="Avenir Next"/>
           <w:i/>
           <w:color w:val="5A5F66"/>
-          <w:sz w:val="17"/>
+          <w:sz w:val="22"/>
           <w:szCs w:val="17"/>
         </w:rPr>
         <w:t xml:space="preserve"> (tasa)</w:t>
@@ -865,6 +868,7 @@
     </w:p>
     <w:p>
       <w:pPr>
+        <w:pStyle w:val="Heading2"/>
         <w:keepNext/>
         <w:pBdr>
           <w:bottom w:val="single" w:sz="8" w:space="3" w:color="003A70"/>
@@ -880,7 +884,7 @@
           <w:b/>
           <w:color w:val="003A70"/>
           <w:spacing w:val="14"/>
-          <w:sz w:val="19"/>
+          <w:sz w:val="22"/>
           <w:szCs w:val="19"/>
         </w:rPr>
         <w:t xml:space="preserve">PRACTICE</w:t>
@@ -899,7 +903,7 @@
           <w:rFonts w:ascii="Avenir Next" w:hAnsi="Avenir Next" w:cs="Avenir Next" w:eastAsia="Avenir Next"/>
           <w:i/>
           <w:color w:val="5A5F66"/>
-          <w:sz w:val="17"/>
+          <w:sz w:val="22"/>
           <w:szCs w:val="17"/>
         </w:rPr>
         <w:t xml:space="preserve">show your work · label units</w:t>
@@ -907,7 +911,7 @@
     </w:p>
     <w:p>
       <w:pPr>
-        <w:spacing w:before="0" w:after="0" w:line="20" w:lineRule="exact"/>
+        <w:spacing w:before="0" w:after="0" w:line="50" w:lineRule="exact"/>
       </w:pPr>
     </w:p>
     <w:tbl>
@@ -957,25 +961,25 @@
                 <w:rFonts w:ascii="Avenir Next" w:hAnsi="Avenir Next" w:cs="Avenir Next" w:eastAsia="Avenir Next"/>
                 <w:b/>
                 <w:color w:val="1A1A1A"/>
+                <w:sz w:val="22"/>
+                <w:szCs w:val="20"/>
+              </w:rPr>
+              <w:t xml:space="preserve">1.</w:t>
+            </w:r>
+            <w:r>
+              <w:rPr>
+                <w:rFonts w:ascii="Avenir Next" w:hAnsi="Avenir Next" w:cs="Avenir Next" w:eastAsia="Avenir Next"/>
+                <w:color w:val="1A1A1A"/>
                 <w:sz w:val="20"/>
                 <w:szCs w:val="20"/>
               </w:rPr>
-              <w:t xml:space="preserve">1.</w:t>
-            </w:r>
-            <w:r>
-              <w:rPr>
-                <w:rFonts w:ascii="Avenir Next" w:hAnsi="Avenir Next" w:cs="Avenir Next" w:eastAsia="Avenir Next"/>
-                <w:color w:val="1A1A1A"/>
-                <w:sz w:val="20"/>
-                <w:szCs w:val="20"/>
-              </w:rPr>
               <w:tab/>
             </w:r>
             <w:r>
               <w:rPr>
                 <w:rFonts w:ascii="Avenir Next" w:hAnsi="Avenir Next" w:cs="Avenir Next" w:eastAsia="Avenir Next"/>
                 <w:color w:val="1A1A1A"/>
-                <w:sz w:val="20"/>
+                <w:sz w:val="22"/>
                 <w:szCs w:val="20"/>
               </w:rPr>
               <w:t xml:space="preserve">Write an equation for each table.</w:t>
@@ -1030,45 +1034,64 @@
                       <w:rFonts w:ascii="Avenir Next" w:hAnsi="Avenir Next" w:cs="Avenir Next" w:eastAsia="Avenir Next"/>
                       <w:b/>
                       <w:color w:val="003A70"/>
+                      <w:sz w:val="22"/>
+                      <w:szCs w:val="20"/>
+                    </w:rPr>
+                    <w:t xml:space="preserve">a.</w:t>
+                  </w:r>
+                  <w:r>
+                    <w:rPr>
+                      <w:rFonts w:ascii="Avenir Next" w:hAnsi="Avenir Next" w:cs="Avenir Next" w:eastAsia="Avenir Next"/>
+                      <w:color w:val="1A1A1A"/>
                       <w:sz w:val="20"/>
                       <w:szCs w:val="20"/>
                     </w:rPr>
-                    <w:t xml:space="preserve">a.</w:t>
-                  </w:r>
-                  <w:r>
-                    <w:rPr>
-                      <w:rFonts w:ascii="Avenir Next" w:hAnsi="Avenir Next" w:cs="Avenir Next" w:eastAsia="Avenir Next"/>
-                      <w:color w:val="1A1A1A"/>
-                      <w:sz w:val="20"/>
+                    <w:tab/>
+                  </w:r>
+                  <w:r>
+                    <w:rPr>
+                      <w:rFonts w:ascii="Avenir Next" w:hAnsi="Avenir Next" w:cs="Avenir Next" w:eastAsia="Avenir Next"/>
+                      <w:i/>
+                      <w:color w:val="1A1A1A"/>
+                      <w:sz w:val="22"/>
                       <w:szCs w:val="20"/>
                     </w:rPr>
-                    <w:tab/>
+                    <w:t xml:space="preserve">x</w:t>
+                  </w:r>
+                  <w:r>
+                    <w:rPr>
+                      <w:rFonts w:ascii="Avenir Next" w:hAnsi="Avenir Next" w:cs="Avenir Next" w:eastAsia="Avenir Next"/>
+                      <w:color w:val="1A1A1A"/>
+                      <w:sz w:val="22"/>
+                      <w:szCs w:val="20"/>
+                    </w:rPr>
+                    <w:t xml:space="preserve">: 1, 2, 3  </w:t>
                   </w:r>
                   <w:r>
                     <w:rPr>
                       <w:rFonts w:ascii="Avenir Next" w:hAnsi="Avenir Next" w:cs="Avenir Next" w:eastAsia="Avenir Next"/>
                       <w:i/>
                       <w:color w:val="1A1A1A"/>
-                      <w:sz w:val="20"/>
+                      <w:sz w:val="22"/>
                       <w:szCs w:val="20"/>
                     </w:rPr>
-                    <w:t xml:space="preserve">x</w:t>
-                  </w:r>
-                  <w:r>
-                    <w:rPr>
-                      <w:rFonts w:ascii="Avenir Next" w:hAnsi="Avenir Next" w:cs="Avenir Next" w:eastAsia="Avenir Next"/>
-                      <w:color w:val="1A1A1A"/>
-                      <w:sz w:val="20"/>
+                    <w:t xml:space="preserve">y</w:t>
+                  </w:r>
+                  <w:r>
+                    <w:rPr>
+                      <w:rFonts w:ascii="Avenir Next" w:hAnsi="Avenir Next" w:cs="Avenir Next" w:eastAsia="Avenir Next"/>
+                      <w:color w:val="1A1A1A"/>
+                      <w:sz w:val="22"/>
                       <w:szCs w:val="20"/>
                     </w:rPr>
-                    <w:t xml:space="preserve">: 1, 2, 3  </w:t>
+                    <w:t xml:space="preserve">: 6, 12, 18    </w:t>
                   </w:r>
                   <w:r>
                     <w:rPr>
                       <w:rFonts w:ascii="Avenir Next" w:hAnsi="Avenir Next" w:cs="Avenir Next" w:eastAsia="Avenir Next"/>
                       <w:i/>
                       <w:color w:val="1A1A1A"/>
-                      <w:sz w:val="20"/>
+                      <w:sz w:val="22"/>
                       <w:szCs w:val="20"/>
                     </w:rPr>
                     <w:t xml:space="preserve">y</w:t>
@@ -1077,26 +1100,7 @@
                     <w:rPr>
                       <w:rFonts w:ascii="Avenir Next" w:hAnsi="Avenir Next" w:cs="Avenir Next" w:eastAsia="Avenir Next"/>
                       <w:color w:val="1A1A1A"/>
-                      <w:sz w:val="20"/>
-                      <w:szCs w:val="20"/>
-                    </w:rPr>
-                    <w:t xml:space="preserve">: 6, 12, 18    </w:t>
-                  </w:r>
-                  <w:r>
-                    <w:rPr>
-                      <w:rFonts w:ascii="Avenir Next" w:hAnsi="Avenir Next" w:cs="Avenir Next" w:eastAsia="Avenir Next"/>
-                      <w:i/>
-                      <w:color w:val="1A1A1A"/>
-                      <w:sz w:val="20"/>
-                      <w:szCs w:val="20"/>
-                    </w:rPr>
-                    <w:t xml:space="preserve">y</w:t>
-                  </w:r>
-                  <w:r>
-                    <w:rPr>
-                      <w:rFonts w:ascii="Avenir Next" w:hAnsi="Avenir Next" w:cs="Avenir Next" w:eastAsia="Avenir Next"/>
-                      <w:color w:val="1A1A1A"/>
-                      <w:sz w:val="20"/>
+                      <w:sz w:val="22"/>
                       <w:szCs w:val="20"/>
                     </w:rPr>
                     <w:t xml:space="preserve"> =</w:t>
@@ -1140,45 +1144,64 @@
                       <w:rFonts w:ascii="Avenir Next" w:hAnsi="Avenir Next" w:cs="Avenir Next" w:eastAsia="Avenir Next"/>
                       <w:b/>
                       <w:color w:val="003A70"/>
+                      <w:sz w:val="22"/>
+                      <w:szCs w:val="20"/>
+                    </w:rPr>
+                    <w:t xml:space="preserve">b.</w:t>
+                  </w:r>
+                  <w:r>
+                    <w:rPr>
+                      <w:rFonts w:ascii="Avenir Next" w:hAnsi="Avenir Next" w:cs="Avenir Next" w:eastAsia="Avenir Next"/>
+                      <w:color w:val="1A1A1A"/>
                       <w:sz w:val="20"/>
                       <w:szCs w:val="20"/>
                     </w:rPr>
-                    <w:t xml:space="preserve">b.</w:t>
-                  </w:r>
-                  <w:r>
-                    <w:rPr>
-                      <w:rFonts w:ascii="Avenir Next" w:hAnsi="Avenir Next" w:cs="Avenir Next" w:eastAsia="Avenir Next"/>
-                      <w:color w:val="1A1A1A"/>
-                      <w:sz w:val="20"/>
+                    <w:tab/>
+                  </w:r>
+                  <w:r>
+                    <w:rPr>
+                      <w:rFonts w:ascii="Avenir Next" w:hAnsi="Avenir Next" w:cs="Avenir Next" w:eastAsia="Avenir Next"/>
+                      <w:i/>
+                      <w:color w:val="1A1A1A"/>
+                      <w:sz w:val="22"/>
                       <w:szCs w:val="20"/>
                     </w:rPr>
-                    <w:tab/>
+                    <w:t xml:space="preserve">x</w:t>
+                  </w:r>
+                  <w:r>
+                    <w:rPr>
+                      <w:rFonts w:ascii="Avenir Next" w:hAnsi="Avenir Next" w:cs="Avenir Next" w:eastAsia="Avenir Next"/>
+                      <w:color w:val="1A1A1A"/>
+                      <w:sz w:val="22"/>
+                      <w:szCs w:val="20"/>
+                    </w:rPr>
+                    <w:t xml:space="preserve">: 1, 2, 3  </w:t>
                   </w:r>
                   <w:r>
                     <w:rPr>
                       <w:rFonts w:ascii="Avenir Next" w:hAnsi="Avenir Next" w:cs="Avenir Next" w:eastAsia="Avenir Next"/>
                       <w:i/>
                       <w:color w:val="1A1A1A"/>
-                      <w:sz w:val="20"/>
+                      <w:sz w:val="22"/>
                       <w:szCs w:val="20"/>
                     </w:rPr>
-                    <w:t xml:space="preserve">x</w:t>
-                  </w:r>
-                  <w:r>
-                    <w:rPr>
-                      <w:rFonts w:ascii="Avenir Next" w:hAnsi="Avenir Next" w:cs="Avenir Next" w:eastAsia="Avenir Next"/>
-                      <w:color w:val="1A1A1A"/>
-                      <w:sz w:val="20"/>
+                    <w:t xml:space="preserve">y</w:t>
+                  </w:r>
+                  <w:r>
+                    <w:rPr>
+                      <w:rFonts w:ascii="Avenir Next" w:hAnsi="Avenir Next" w:cs="Avenir Next" w:eastAsia="Avenir Next"/>
+                      <w:color w:val="1A1A1A"/>
+                      <w:sz w:val="22"/>
                       <w:szCs w:val="20"/>
                     </w:rPr>
-                    <w:t xml:space="preserve">: 1, 2, 3  </w:t>
+                    <w:t xml:space="preserve">: 11, 22, 33    </w:t>
                   </w:r>
                   <w:r>
                     <w:rPr>
                       <w:rFonts w:ascii="Avenir Next" w:hAnsi="Avenir Next" w:cs="Avenir Next" w:eastAsia="Avenir Next"/>
                       <w:i/>
                       <w:color w:val="1A1A1A"/>
-                      <w:sz w:val="20"/>
+                      <w:sz w:val="22"/>
                       <w:szCs w:val="20"/>
                     </w:rPr>
                     <w:t xml:space="preserve">y</w:t>
@@ -1187,26 +1210,7 @@
                     <w:rPr>
                       <w:rFonts w:ascii="Avenir Next" w:hAnsi="Avenir Next" w:cs="Avenir Next" w:eastAsia="Avenir Next"/>
                       <w:color w:val="1A1A1A"/>
-                      <w:sz w:val="20"/>
-                      <w:szCs w:val="20"/>
-                    </w:rPr>
-                    <w:t xml:space="preserve">: 11, 22, 33    </w:t>
-                  </w:r>
-                  <w:r>
-                    <w:rPr>
-                      <w:rFonts w:ascii="Avenir Next" w:hAnsi="Avenir Next" w:cs="Avenir Next" w:eastAsia="Avenir Next"/>
-                      <w:i/>
-                      <w:color w:val="1A1A1A"/>
-                      <w:sz w:val="20"/>
-                      <w:szCs w:val="20"/>
-                    </w:rPr>
-                    <w:t xml:space="preserve">y</w:t>
-                  </w:r>
-                  <w:r>
-                    <w:rPr>
-                      <w:rFonts w:ascii="Avenir Next" w:hAnsi="Avenir Next" w:cs="Avenir Next" w:eastAsia="Avenir Next"/>
-                      <w:color w:val="1A1A1A"/>
-                      <w:sz w:val="20"/>
+                      <w:sz w:val="22"/>
                       <w:szCs w:val="20"/>
                     </w:rPr>
                     <w:t xml:space="preserve"> =</w:t>
@@ -1256,45 +1260,64 @@
                       <w:rFonts w:ascii="Avenir Next" w:hAnsi="Avenir Next" w:cs="Avenir Next" w:eastAsia="Avenir Next"/>
                       <w:b/>
                       <w:color w:val="003A70"/>
+                      <w:sz w:val="22"/>
+                      <w:szCs w:val="20"/>
+                    </w:rPr>
+                    <w:t xml:space="preserve">c.</w:t>
+                  </w:r>
+                  <w:r>
+                    <w:rPr>
+                      <w:rFonts w:ascii="Avenir Next" w:hAnsi="Avenir Next" w:cs="Avenir Next" w:eastAsia="Avenir Next"/>
+                      <w:color w:val="1A1A1A"/>
                       <w:sz w:val="20"/>
                       <w:szCs w:val="20"/>
                     </w:rPr>
-                    <w:t xml:space="preserve">c.</w:t>
-                  </w:r>
-                  <w:r>
-                    <w:rPr>
-                      <w:rFonts w:ascii="Avenir Next" w:hAnsi="Avenir Next" w:cs="Avenir Next" w:eastAsia="Avenir Next"/>
-                      <w:color w:val="1A1A1A"/>
-                      <w:sz w:val="20"/>
+                    <w:tab/>
+                  </w:r>
+                  <w:r>
+                    <w:rPr>
+                      <w:rFonts w:ascii="Avenir Next" w:hAnsi="Avenir Next" w:cs="Avenir Next" w:eastAsia="Avenir Next"/>
+                      <w:i/>
+                      <w:color w:val="1A1A1A"/>
+                      <w:sz w:val="22"/>
                       <w:szCs w:val="20"/>
                     </w:rPr>
-                    <w:tab/>
+                    <w:t xml:space="preserve">x</w:t>
+                  </w:r>
+                  <w:r>
+                    <w:rPr>
+                      <w:rFonts w:ascii="Avenir Next" w:hAnsi="Avenir Next" w:cs="Avenir Next" w:eastAsia="Avenir Next"/>
+                      <w:color w:val="1A1A1A"/>
+                      <w:sz w:val="22"/>
+                      <w:szCs w:val="20"/>
+                    </w:rPr>
+                    <w:t xml:space="preserve">: 1, 2, 3  </w:t>
                   </w:r>
                   <w:r>
                     <w:rPr>
                       <w:rFonts w:ascii="Avenir Next" w:hAnsi="Avenir Next" w:cs="Avenir Next" w:eastAsia="Avenir Next"/>
                       <w:i/>
                       <w:color w:val="1A1A1A"/>
-                      <w:sz w:val="20"/>
+                      <w:sz w:val="22"/>
                       <w:szCs w:val="20"/>
                     </w:rPr>
-                    <w:t xml:space="preserve">x</w:t>
-                  </w:r>
-                  <w:r>
-                    <w:rPr>
-                      <w:rFonts w:ascii="Avenir Next" w:hAnsi="Avenir Next" w:cs="Avenir Next" w:eastAsia="Avenir Next"/>
-                      <w:color w:val="1A1A1A"/>
-                      <w:sz w:val="20"/>
+                    <w:t xml:space="preserve">y</w:t>
+                  </w:r>
+                  <w:r>
+                    <w:rPr>
+                      <w:rFonts w:ascii="Avenir Next" w:hAnsi="Avenir Next" w:cs="Avenir Next" w:eastAsia="Avenir Next"/>
+                      <w:color w:val="1A1A1A"/>
+                      <w:sz w:val="22"/>
                       <w:szCs w:val="20"/>
                     </w:rPr>
-                    <w:t xml:space="preserve">: 1, 2, 3  </w:t>
+                    <w:t xml:space="preserve">: 8, 9, 10    </w:t>
                   </w:r>
                   <w:r>
                     <w:rPr>
                       <w:rFonts w:ascii="Avenir Next" w:hAnsi="Avenir Next" w:cs="Avenir Next" w:eastAsia="Avenir Next"/>
                       <w:i/>
                       <w:color w:val="1A1A1A"/>
-                      <w:sz w:val="20"/>
+                      <w:sz w:val="22"/>
                       <w:szCs w:val="20"/>
                     </w:rPr>
                     <w:t xml:space="preserve">y</w:t>
@@ -1303,26 +1326,7 @@
                     <w:rPr>
                       <w:rFonts w:ascii="Avenir Next" w:hAnsi="Avenir Next" w:cs="Avenir Next" w:eastAsia="Avenir Next"/>
                       <w:color w:val="1A1A1A"/>
-                      <w:sz w:val="20"/>
-                      <w:szCs w:val="20"/>
-                    </w:rPr>
-                    <w:t xml:space="preserve">: 8, 9, 10    </w:t>
-                  </w:r>
-                  <w:r>
-                    <w:rPr>
-                      <w:rFonts w:ascii="Avenir Next" w:hAnsi="Avenir Next" w:cs="Avenir Next" w:eastAsia="Avenir Next"/>
-                      <w:i/>
-                      <w:color w:val="1A1A1A"/>
-                      <w:sz w:val="20"/>
-                      <w:szCs w:val="20"/>
-                    </w:rPr>
-                    <w:t xml:space="preserve">y</w:t>
-                  </w:r>
-                  <w:r>
-                    <w:rPr>
-                      <w:rFonts w:ascii="Avenir Next" w:hAnsi="Avenir Next" w:cs="Avenir Next" w:eastAsia="Avenir Next"/>
-                      <w:color w:val="1A1A1A"/>
-                      <w:sz w:val="20"/>
+                      <w:sz w:val="22"/>
                       <w:szCs w:val="20"/>
                     </w:rPr>
                     <w:t xml:space="preserve"> =</w:t>
@@ -1366,45 +1370,64 @@
                       <w:rFonts w:ascii="Avenir Next" w:hAnsi="Avenir Next" w:cs="Avenir Next" w:eastAsia="Avenir Next"/>
                       <w:b/>
                       <w:color w:val="003A70"/>
+                      <w:sz w:val="22"/>
+                      <w:szCs w:val="20"/>
+                    </w:rPr>
+                    <w:t xml:space="preserve">d.</w:t>
+                  </w:r>
+                  <w:r>
+                    <w:rPr>
+                      <w:rFonts w:ascii="Avenir Next" w:hAnsi="Avenir Next" w:cs="Avenir Next" w:eastAsia="Avenir Next"/>
+                      <w:color w:val="1A1A1A"/>
                       <w:sz w:val="20"/>
                       <w:szCs w:val="20"/>
                     </w:rPr>
-                    <w:t xml:space="preserve">d.</w:t>
-                  </w:r>
-                  <w:r>
-                    <w:rPr>
-                      <w:rFonts w:ascii="Avenir Next" w:hAnsi="Avenir Next" w:cs="Avenir Next" w:eastAsia="Avenir Next"/>
-                      <w:color w:val="1A1A1A"/>
-                      <w:sz w:val="20"/>
+                    <w:tab/>
+                  </w:r>
+                  <w:r>
+                    <w:rPr>
+                      <w:rFonts w:ascii="Avenir Next" w:hAnsi="Avenir Next" w:cs="Avenir Next" w:eastAsia="Avenir Next"/>
+                      <w:i/>
+                      <w:color w:val="1A1A1A"/>
+                      <w:sz w:val="22"/>
                       <w:szCs w:val="20"/>
                     </w:rPr>
-                    <w:tab/>
+                    <w:t xml:space="preserve">x</w:t>
+                  </w:r>
+                  <w:r>
+                    <w:rPr>
+                      <w:rFonts w:ascii="Avenir Next" w:hAnsi="Avenir Next" w:cs="Avenir Next" w:eastAsia="Avenir Next"/>
+                      <w:color w:val="1A1A1A"/>
+                      <w:sz w:val="22"/>
+                      <w:szCs w:val="20"/>
+                    </w:rPr>
+                    <w:t xml:space="preserve">: 3, 6, 9  </w:t>
                   </w:r>
                   <w:r>
                     <w:rPr>
                       <w:rFonts w:ascii="Avenir Next" w:hAnsi="Avenir Next" w:cs="Avenir Next" w:eastAsia="Avenir Next"/>
                       <w:i/>
                       <w:color w:val="1A1A1A"/>
-                      <w:sz w:val="20"/>
+                      <w:sz w:val="22"/>
                       <w:szCs w:val="20"/>
                     </w:rPr>
-                    <w:t xml:space="preserve">x</w:t>
-                  </w:r>
-                  <w:r>
-                    <w:rPr>
-                      <w:rFonts w:ascii="Avenir Next" w:hAnsi="Avenir Next" w:cs="Avenir Next" w:eastAsia="Avenir Next"/>
-                      <w:color w:val="1A1A1A"/>
-                      <w:sz w:val="20"/>
+                    <w:t xml:space="preserve">y</w:t>
+                  </w:r>
+                  <w:r>
+                    <w:rPr>
+                      <w:rFonts w:ascii="Avenir Next" w:hAnsi="Avenir Next" w:cs="Avenir Next" w:eastAsia="Avenir Next"/>
+                      <w:color w:val="1A1A1A"/>
+                      <w:sz w:val="22"/>
                       <w:szCs w:val="20"/>
                     </w:rPr>
-                    <w:t xml:space="preserve">: 3, 6, 9  </w:t>
+                    <w:t xml:space="preserve">: 12, 24, 36    </w:t>
                   </w:r>
                   <w:r>
                     <w:rPr>
                       <w:rFonts w:ascii="Avenir Next" w:hAnsi="Avenir Next" w:cs="Avenir Next" w:eastAsia="Avenir Next"/>
                       <w:i/>
                       <w:color w:val="1A1A1A"/>
-                      <w:sz w:val="20"/>
+                      <w:sz w:val="22"/>
                       <w:szCs w:val="20"/>
                     </w:rPr>
                     <w:t xml:space="preserve">y</w:t>
@@ -1413,26 +1436,7 @@
                     <w:rPr>
                       <w:rFonts w:ascii="Avenir Next" w:hAnsi="Avenir Next" w:cs="Avenir Next" w:eastAsia="Avenir Next"/>
                       <w:color w:val="1A1A1A"/>
-                      <w:sz w:val="20"/>
-                      <w:szCs w:val="20"/>
-                    </w:rPr>
-                    <w:t xml:space="preserve">: 12, 24, 36    </w:t>
-                  </w:r>
-                  <w:r>
-                    <w:rPr>
-                      <w:rFonts w:ascii="Avenir Next" w:hAnsi="Avenir Next" w:cs="Avenir Next" w:eastAsia="Avenir Next"/>
-                      <w:i/>
-                      <w:color w:val="1A1A1A"/>
-                      <w:sz w:val="20"/>
-                      <w:szCs w:val="20"/>
-                    </w:rPr>
-                    <w:t xml:space="preserve">y</w:t>
-                  </w:r>
-                  <w:r>
-                    <w:rPr>
-                      <w:rFonts w:ascii="Avenir Next" w:hAnsi="Avenir Next" w:cs="Avenir Next" w:eastAsia="Avenir Next"/>
-                      <w:color w:val="1A1A1A"/>
-                      <w:sz w:val="20"/>
+                      <w:sz w:val="22"/>
                       <w:szCs w:val="20"/>
                     </w:rPr>
                     <w:t xml:space="preserve"> =</w:t>
@@ -1462,7 +1466,7 @@
           </w:tbl>
           <w:p>
             <w:pPr>
-              <w:spacing w:before="0" w:after="0" w:line="24" w:lineRule="auto"/>
+              <w:spacing w:before="0" w:after="0" w:line="50" w:lineRule="exact"/>
             </w:pPr>
           </w:p>
         </w:tc>
@@ -1470,12 +1474,12 @@
     </w:tbl>
     <w:p>
       <w:pPr>
-        <w:spacing w:before="0" w:after="0" w:line="20" w:lineRule="exact"/>
+        <w:spacing w:before="0" w:after="0" w:line="50" w:lineRule="exact"/>
       </w:pPr>
     </w:p>
     <w:p>
       <w:pPr>
-        <w:spacing w:before="0" w:after="0" w:line="20" w:lineRule="exact"/>
+        <w:spacing w:before="0" w:after="0" w:line="50" w:lineRule="exact"/>
       </w:pPr>
     </w:p>
     <w:tbl>
@@ -1525,18 +1529,18 @@
                 <w:rFonts w:ascii="Avenir Next" w:hAnsi="Avenir Next" w:cs="Avenir Next" w:eastAsia="Avenir Next"/>
                 <w:b/>
                 <w:color w:val="1A1A1A"/>
+                <w:sz w:val="22"/>
+                <w:szCs w:val="20"/>
+              </w:rPr>
+              <w:t xml:space="preserve">2.</w:t>
+            </w:r>
+            <w:r>
+              <w:rPr>
+                <w:rFonts w:ascii="Avenir Next" w:hAnsi="Avenir Next" w:cs="Avenir Next" w:eastAsia="Avenir Next"/>
+                <w:color w:val="1A1A1A"/>
                 <w:sz w:val="20"/>
                 <w:szCs w:val="20"/>
               </w:rPr>
-              <w:t xml:space="preserve">2.</w:t>
-            </w:r>
-            <w:r>
-              <w:rPr>
-                <w:rFonts w:ascii="Avenir Next" w:hAnsi="Avenir Next" w:cs="Avenir Next" w:eastAsia="Avenir Next"/>
-                <w:color w:val="1A1A1A"/>
-                <w:sz w:val="20"/>
-                <w:szCs w:val="20"/>
-              </w:rPr>
               <w:tab/>
             </w:r>
             <w:r>
@@ -1544,7 +1548,7 @@
                 <w:rFonts w:ascii="Avenir Next" w:hAnsi="Avenir Next" w:cs="Avenir Next" w:eastAsia="Avenir Next"/>
                 <w:b/>
                 <w:color w:val="1A1A1A"/>
-                <w:sz w:val="20"/>
+                <w:sz w:val="22"/>
                 <w:szCs w:val="20"/>
               </w:rPr>
               <w:t xml:space="preserve">Climbing Gym Passes.  </w:t>
@@ -1553,7 +1557,7 @@
               <w:rPr>
                 <w:rFonts w:ascii="Avenir Next" w:hAnsi="Avenir Next" w:cs="Avenir Next" w:eastAsia="Avenir Next"/>
                 <w:color w:val="1A1A1A"/>
-                <w:sz w:val="20"/>
+                <w:sz w:val="22"/>
                 <w:szCs w:val="20"/>
               </w:rPr>
               <w:t xml:space="preserve">Each pass costs the same. Write an equation for the cost </w:t>
@@ -1563,7 +1567,7 @@
                 <w:rFonts w:ascii="Avenir Next" w:hAnsi="Avenir Next" w:cs="Avenir Next" w:eastAsia="Avenir Next"/>
                 <w:i/>
                 <w:color w:val="1A1A1A"/>
-                <w:sz w:val="20"/>
+                <w:sz w:val="22"/>
                 <w:szCs w:val="20"/>
               </w:rPr>
               <w:t xml:space="preserve">y</w:t>
@@ -1572,7 +1576,7 @@
               <w:rPr>
                 <w:rFonts w:ascii="Avenir Next" w:hAnsi="Avenir Next" w:cs="Avenir Next" w:eastAsia="Avenir Next"/>
                 <w:color w:val="1A1A1A"/>
-                <w:sz w:val="20"/>
+                <w:sz w:val="22"/>
                 <w:szCs w:val="20"/>
               </w:rPr>
               <w:t xml:space="preserve"> of </w:t>
@@ -1582,7 +1586,7 @@
                 <w:rFonts w:ascii="Avenir Next" w:hAnsi="Avenir Next" w:cs="Avenir Next" w:eastAsia="Avenir Next"/>
                 <w:i/>
                 <w:color w:val="1A1A1A"/>
-                <w:sz w:val="20"/>
+                <w:sz w:val="22"/>
                 <w:szCs w:val="20"/>
               </w:rPr>
               <w:t xml:space="preserve">x</w:t>
@@ -1591,7 +1595,7 @@
               <w:rPr>
                 <w:rFonts w:ascii="Avenir Next" w:hAnsi="Avenir Next" w:cs="Avenir Next" w:eastAsia="Avenir Next"/>
                 <w:color w:val="1A1A1A"/>
-                <w:sz w:val="20"/>
+                <w:sz w:val="22"/>
                 <w:szCs w:val="20"/>
               </w:rPr>
               <w:t xml:space="preserve"> passes. Then find the cost of 8 passes.</w:t>
@@ -1608,7 +1612,7 @@
                 <w:rFonts w:ascii="Avenir Next" w:hAnsi="Avenir Next" w:cs="Avenir Next" w:eastAsia="Avenir Next"/>
                 <w:b/>
                 <w:color w:val="003A70"/>
-                <w:sz w:val="17"/>
+                <w:sz w:val="22"/>
                 <w:szCs w:val="17"/>
               </w:rPr>
               <w:t xml:space="preserve">Hint  </w:t>
@@ -1618,7 +1622,7 @@
                 <w:rFonts w:ascii="Avenir Next" w:hAnsi="Avenir Next" w:cs="Avenir Next" w:eastAsia="Avenir Next"/>
                 <w:i/>
                 <w:color w:val="5A5F66"/>
-                <w:sz w:val="17"/>
+                <w:sz w:val="22"/>
                 <w:szCs w:val="17"/>
               </w:rPr>
               <w:t xml:space="preserve">Divide a cost by its number of passes.</w:t>
@@ -1674,7 +1678,7 @@
                       <w:rFonts w:ascii="Avenir Next" w:hAnsi="Avenir Next" w:cs="Avenir Next" w:eastAsia="Avenir Next"/>
                       <w:b/>
                       <w:color w:val="1A1A1A"/>
-                      <w:sz w:val="19"/>
+                      <w:sz w:val="22"/>
                       <w:szCs w:val="19"/>
                     </w:rPr>
                     <w:t xml:space="preserve">Passes (</w:t>
@@ -1685,7 +1689,7 @@
                       <w:b/>
                       <w:i/>
                       <w:color w:val="1A1A1A"/>
-                      <w:sz w:val="19"/>
+                      <w:sz w:val="22"/>
                       <w:szCs w:val="19"/>
                     </w:rPr>
                     <w:t xml:space="preserve">x</w:t>
@@ -1695,7 +1699,7 @@
                       <w:rFonts w:ascii="Avenir Next" w:hAnsi="Avenir Next" w:cs="Avenir Next" w:eastAsia="Avenir Next"/>
                       <w:b/>
                       <w:color w:val="1A1A1A"/>
-                      <w:sz w:val="19"/>
+                      <w:sz w:val="22"/>
                       <w:szCs w:val="19"/>
                     </w:rPr>
                     <w:t xml:space="preserve">)</w:t>
@@ -1716,7 +1720,7 @@
                     <w:rPr>
                       <w:rFonts w:ascii="Avenir Next" w:hAnsi="Avenir Next" w:cs="Avenir Next" w:eastAsia="Avenir Next"/>
                       <w:color w:val="1A1A1A"/>
-                      <w:sz w:val="19"/>
+                      <w:sz w:val="22"/>
                       <w:szCs w:val="19"/>
                     </w:rPr>
                     <w:t xml:space="preserve">1</w:t>
@@ -1737,7 +1741,7 @@
                     <w:rPr>
                       <w:rFonts w:ascii="Avenir Next" w:hAnsi="Avenir Next" w:cs="Avenir Next" w:eastAsia="Avenir Next"/>
                       <w:color w:val="1A1A1A"/>
-                      <w:sz w:val="19"/>
+                      <w:sz w:val="22"/>
                       <w:szCs w:val="19"/>
                     </w:rPr>
                     <w:t xml:space="preserve">2</w:t>
@@ -1758,7 +1762,7 @@
                     <w:rPr>
                       <w:rFonts w:ascii="Avenir Next" w:hAnsi="Avenir Next" w:cs="Avenir Next" w:eastAsia="Avenir Next"/>
                       <w:color w:val="1A1A1A"/>
-                      <w:sz w:val="19"/>
+                      <w:sz w:val="22"/>
                       <w:szCs w:val="19"/>
                     </w:rPr>
                     <w:t xml:space="preserve">3</w:t>
@@ -1779,7 +1783,7 @@
                     <w:rPr>
                       <w:rFonts w:ascii="Avenir Next" w:hAnsi="Avenir Next" w:cs="Avenir Next" w:eastAsia="Avenir Next"/>
                       <w:color w:val="1A1A1A"/>
-                      <w:sz w:val="19"/>
+                      <w:sz w:val="22"/>
                       <w:szCs w:val="19"/>
                     </w:rPr>
                     <w:t xml:space="preserve">5</w:t>
@@ -1808,7 +1812,7 @@
                       <w:rFonts w:ascii="Avenir Next" w:hAnsi="Avenir Next" w:cs="Avenir Next" w:eastAsia="Avenir Next"/>
                       <w:b/>
                       <w:color w:val="1A1A1A"/>
-                      <w:sz w:val="19"/>
+                      <w:sz w:val="22"/>
                       <w:szCs w:val="19"/>
                     </w:rPr>
                     <w:t xml:space="preserve">Cost in $ (</w:t>
@@ -1819,7 +1823,7 @@
                       <w:b/>
                       <w:i/>
                       <w:color w:val="1A1A1A"/>
-                      <w:sz w:val="19"/>
+                      <w:sz w:val="22"/>
                       <w:szCs w:val="19"/>
                     </w:rPr>
                     <w:t xml:space="preserve">y</w:t>
@@ -1829,7 +1833,7 @@
                       <w:rFonts w:ascii="Avenir Next" w:hAnsi="Avenir Next" w:cs="Avenir Next" w:eastAsia="Avenir Next"/>
                       <w:b/>
                       <w:color w:val="1A1A1A"/>
-                      <w:sz w:val="19"/>
+                      <w:sz w:val="22"/>
                       <w:szCs w:val="19"/>
                     </w:rPr>
                     <w:t xml:space="preserve">)</w:t>
@@ -1850,7 +1854,7 @@
                     <w:rPr>
                       <w:rFonts w:ascii="Avenir Next" w:hAnsi="Avenir Next" w:cs="Avenir Next" w:eastAsia="Avenir Next"/>
                       <w:color w:val="1A1A1A"/>
-                      <w:sz w:val="19"/>
+                      <w:sz w:val="22"/>
                       <w:szCs w:val="19"/>
                     </w:rPr>
                     <w:t xml:space="preserve">9</w:t>
@@ -1871,7 +1875,7 @@
                     <w:rPr>
                       <w:rFonts w:ascii="Avenir Next" w:hAnsi="Avenir Next" w:cs="Avenir Next" w:eastAsia="Avenir Next"/>
                       <w:color w:val="1A1A1A"/>
-                      <w:sz w:val="19"/>
+                      <w:sz w:val="22"/>
                       <w:szCs w:val="19"/>
                     </w:rPr>
                     <w:t xml:space="preserve">18</w:t>
@@ -1892,7 +1896,7 @@
                     <w:rPr>
                       <w:rFonts w:ascii="Avenir Next" w:hAnsi="Avenir Next" w:cs="Avenir Next" w:eastAsia="Avenir Next"/>
                       <w:color w:val="1A1A1A"/>
-                      <w:sz w:val="19"/>
+                      <w:sz w:val="22"/>
                       <w:szCs w:val="19"/>
                     </w:rPr>
                     <w:t xml:space="preserve">27</w:t>
@@ -1913,7 +1917,7 @@
                     <w:rPr>
                       <w:rFonts w:ascii="Avenir Next" w:hAnsi="Avenir Next" w:cs="Avenir Next" w:eastAsia="Avenir Next"/>
                       <w:color w:val="1A1A1A"/>
-                      <w:sz w:val="19"/>
+                      <w:sz w:val="22"/>
                       <w:szCs w:val="19"/>
                     </w:rPr>
                     <w:t xml:space="preserve">45</w:t>
@@ -1935,7 +1939,7 @@
                 <w:rFonts w:ascii="Avenir Next" w:hAnsi="Avenir Next" w:cs="Avenir Next" w:eastAsia="Avenir Next"/>
                 <w:b/>
                 <w:color w:val="1A1A1A"/>
-                <w:sz w:val="18"/>
+                <w:sz w:val="22"/>
                 <w:szCs w:val="18"/>
               </w:rPr>
               <w:t xml:space="preserve">Equation; cost</w:t>
@@ -1955,12 +1959,12 @@
     </w:tbl>
     <w:p>
       <w:pPr>
-        <w:spacing w:before="0" w:after="0" w:line="20" w:lineRule="exact"/>
+        <w:spacing w:before="0" w:after="0" w:line="50" w:lineRule="exact"/>
       </w:pPr>
     </w:p>
     <w:p>
       <w:pPr>
-        <w:spacing w:before="0" w:after="0" w:line="20" w:lineRule="exact"/>
+        <w:spacing w:before="0" w:after="0" w:line="50" w:lineRule="exact"/>
       </w:pPr>
     </w:p>
     <w:tbl>
@@ -2011,18 +2015,18 @@
                 <w:rFonts w:ascii="Avenir Next" w:hAnsi="Avenir Next" w:cs="Avenir Next" w:eastAsia="Avenir Next"/>
                 <w:b/>
                 <w:color w:val="1A1A1A"/>
+                <w:sz w:val="22"/>
+                <w:szCs w:val="20"/>
+              </w:rPr>
+              <w:t xml:space="preserve">3.</w:t>
+            </w:r>
+            <w:r>
+              <w:rPr>
+                <w:rFonts w:ascii="Avenir Next" w:hAnsi="Avenir Next" w:cs="Avenir Next" w:eastAsia="Avenir Next"/>
+                <w:color w:val="1A1A1A"/>
                 <w:sz w:val="20"/>
                 <w:szCs w:val="20"/>
               </w:rPr>
-              <w:t xml:space="preserve">3.</w:t>
-            </w:r>
-            <w:r>
-              <w:rPr>
-                <w:rFonts w:ascii="Avenir Next" w:hAnsi="Avenir Next" w:cs="Avenir Next" w:eastAsia="Avenir Next"/>
-                <w:color w:val="1A1A1A"/>
-                <w:sz w:val="20"/>
-                <w:szCs w:val="20"/>
-              </w:rPr>
               <w:tab/>
             </w:r>
             <w:r>
@@ -2030,7 +2034,7 @@
                 <w:rFonts w:ascii="Avenir Next" w:hAnsi="Avenir Next" w:cs="Avenir Next" w:eastAsia="Avenir Next"/>
                 <w:b/>
                 <w:color w:val="1A1A1A"/>
-                <w:sz w:val="20"/>
+                <w:sz w:val="22"/>
                 <w:szCs w:val="20"/>
               </w:rPr>
               <w:t xml:space="preserve">Choir Risers.  </w:t>
@@ -2039,7 +2043,7 @@
               <w:rPr>
                 <w:rFonts w:ascii="Avenir Next" w:hAnsi="Avenir Next" w:cs="Avenir Next" w:eastAsia="Avenir Next"/>
                 <w:color w:val="1A1A1A"/>
-                <w:sz w:val="20"/>
+                <w:sz w:val="22"/>
                 <w:szCs w:val="20"/>
               </w:rPr>
               <w:t xml:space="preserve">Each riser holds the same number of singers. A table shows </w:t>
@@ -2049,7 +2053,7 @@
                 <w:rFonts w:ascii="Avenir Next" w:hAnsi="Avenir Next" w:cs="Avenir Next" w:eastAsia="Avenir Next"/>
                 <w:i/>
                 <w:color w:val="1A1A1A"/>
-                <w:sz w:val="20"/>
+                <w:sz w:val="22"/>
                 <w:szCs w:val="20"/>
               </w:rPr>
               <w:t xml:space="preserve">x</w:t>
@@ -2058,7 +2062,7 @@
               <w:rPr>
                 <w:rFonts w:ascii="Avenir Next" w:hAnsi="Avenir Next" w:cs="Avenir Next" w:eastAsia="Avenir Next"/>
                 <w:color w:val="1A1A1A"/>
-                <w:sz w:val="20"/>
+                <w:sz w:val="22"/>
                 <w:szCs w:val="20"/>
               </w:rPr>
               <w:t xml:space="preserve">: 1, 2, 3, 4 risers and </w:t>
@@ -2068,7 +2072,7 @@
                 <w:rFonts w:ascii="Avenir Next" w:hAnsi="Avenir Next" w:cs="Avenir Next" w:eastAsia="Avenir Next"/>
                 <w:i/>
                 <w:color w:val="1A1A1A"/>
-                <w:sz w:val="20"/>
+                <w:sz w:val="22"/>
                 <w:szCs w:val="20"/>
               </w:rPr>
               <w:t xml:space="preserve">y</w:t>
@@ -2077,7 +2081,7 @@
               <w:rPr>
                 <w:rFonts w:ascii="Avenir Next" w:hAnsi="Avenir Next" w:cs="Avenir Next" w:eastAsia="Avenir Next"/>
                 <w:color w:val="1A1A1A"/>
-                <w:sz w:val="20"/>
+                <w:sz w:val="22"/>
                 <w:szCs w:val="20"/>
               </w:rPr>
               <w:t xml:space="preserve">: 7, 14, 21, 28 singers. How many singers fit on 11 risers?</w:t>
@@ -2094,7 +2098,7 @@
                 <w:rFonts w:ascii="Avenir Next" w:hAnsi="Avenir Next" w:cs="Avenir Next" w:eastAsia="Avenir Next"/>
                 <w:b/>
                 <w:color w:val="003A70"/>
-                <w:sz w:val="17"/>
+                <w:sz w:val="22"/>
                 <w:szCs w:val="17"/>
               </w:rPr>
               <w:t xml:space="preserve">Hint  </w:t>
@@ -2104,7 +2108,7 @@
                 <w:rFonts w:ascii="Avenir Next" w:hAnsi="Avenir Next" w:cs="Avenir Next" w:eastAsia="Avenir Next"/>
                 <w:i/>
                 <w:color w:val="5A5F66"/>
-                <w:sz w:val="17"/>
+                <w:sz w:val="22"/>
                 <w:szCs w:val="17"/>
               </w:rPr>
               <w:t xml:space="preserve">Find the amount for 1 first.</w:t>
@@ -2112,7 +2116,7 @@
           </w:p>
           <w:p>
             <w:pPr>
-              <w:spacing w:before="0" w:after="0" w:line="60" w:lineRule="auto"/>
+              <w:spacing w:before="0" w:after="0" w:line="50" w:lineRule="exact"/>
             </w:pPr>
           </w:p>
           <w:tbl>
@@ -2181,25 +2185,25 @@
                 <w:rFonts w:ascii="Avenir Next" w:hAnsi="Avenir Next" w:cs="Avenir Next" w:eastAsia="Avenir Next"/>
                 <w:b/>
                 <w:color w:val="1A1A1A"/>
+                <w:sz w:val="22"/>
+                <w:szCs w:val="18"/>
+              </w:rPr>
+              <w:t xml:space="preserve">Answer</w:t>
+            </w:r>
+            <w:r>
+              <w:rPr>
+                <w:rFonts w:ascii="Avenir Next" w:hAnsi="Avenir Next" w:cs="Avenir Next" w:eastAsia="Avenir Next"/>
+                <w:color w:val="1A1A1A"/>
                 <w:sz w:val="18"/>
                 <w:szCs w:val="18"/>
               </w:rPr>
-              <w:t xml:space="preserve">Answer</w:t>
-            </w:r>
-            <w:r>
-              <w:rPr>
-                <w:rFonts w:ascii="Avenir Next" w:hAnsi="Avenir Next" w:cs="Avenir Next" w:eastAsia="Avenir Next"/>
-                <w:color w:val="1A1A1A"/>
-                <w:sz w:val="18"/>
-                <w:szCs w:val="18"/>
-              </w:rPr>
               <w:tab/>
             </w:r>
             <w:r>
               <w:rPr>
                 <w:rFonts w:ascii="Avenir Next" w:hAnsi="Avenir Next" w:cs="Avenir Next" w:eastAsia="Avenir Next"/>
                 <w:color w:val="1A1A1A"/>
-                <w:sz w:val="18"/>
+                <w:sz w:val="22"/>
                 <w:szCs w:val="18"/>
               </w:rPr>
               <w:t xml:space="preserve">  singers</w:t>
@@ -2225,18 +2229,18 @@
                 <w:rFonts w:ascii="Avenir Next" w:hAnsi="Avenir Next" w:cs="Avenir Next" w:eastAsia="Avenir Next"/>
                 <w:b/>
                 <w:color w:val="1A1A1A"/>
+                <w:sz w:val="22"/>
+                <w:szCs w:val="20"/>
+              </w:rPr>
+              <w:t xml:space="preserve">4.</w:t>
+            </w:r>
+            <w:r>
+              <w:rPr>
+                <w:rFonts w:ascii="Avenir Next" w:hAnsi="Avenir Next" w:cs="Avenir Next" w:eastAsia="Avenir Next"/>
+                <w:color w:val="1A1A1A"/>
                 <w:sz w:val="20"/>
                 <w:szCs w:val="20"/>
               </w:rPr>
-              <w:t xml:space="preserve">4.</w:t>
-            </w:r>
-            <w:r>
-              <w:rPr>
-                <w:rFonts w:ascii="Avenir Next" w:hAnsi="Avenir Next" w:cs="Avenir Next" w:eastAsia="Avenir Next"/>
-                <w:color w:val="1A1A1A"/>
-                <w:sz w:val="20"/>
-                <w:szCs w:val="20"/>
-              </w:rPr>
               <w:tab/>
             </w:r>
             <w:r>
@@ -2244,7 +2248,7 @@
                 <w:rFonts w:ascii="Avenir Next" w:hAnsi="Avenir Next" w:cs="Avenir Next" w:eastAsia="Avenir Next"/>
                 <w:b/>
                 <w:color w:val="1A1A1A"/>
-                <w:sz w:val="20"/>
+                <w:sz w:val="22"/>
                 <w:szCs w:val="20"/>
               </w:rPr>
               <w:t xml:space="preserve">Water Bottles.  </w:t>
@@ -2253,7 +2257,7 @@
               <w:rPr>
                 <w:rFonts w:ascii="Avenir Next" w:hAnsi="Avenir Next" w:cs="Avenir Next" w:eastAsia="Avenir Next"/>
                 <w:color w:val="1A1A1A"/>
-                <w:sz w:val="20"/>
+                <w:sz w:val="22"/>
                 <w:szCs w:val="20"/>
               </w:rPr>
               <w:t xml:space="preserve">Each case holds the same number of bottles. A table shows </w:t>
@@ -2263,7 +2267,7 @@
                 <w:rFonts w:ascii="Avenir Next" w:hAnsi="Avenir Next" w:cs="Avenir Next" w:eastAsia="Avenir Next"/>
                 <w:i/>
                 <w:color w:val="1A1A1A"/>
-                <w:sz w:val="20"/>
+                <w:sz w:val="22"/>
                 <w:szCs w:val="20"/>
               </w:rPr>
               <w:t xml:space="preserve">x</w:t>
@@ -2272,7 +2276,7 @@
               <w:rPr>
                 <w:rFonts w:ascii="Avenir Next" w:hAnsi="Avenir Next" w:cs="Avenir Next" w:eastAsia="Avenir Next"/>
                 <w:color w:val="1A1A1A"/>
-                <w:sz w:val="20"/>
+                <w:sz w:val="22"/>
                 <w:szCs w:val="20"/>
               </w:rPr>
               <w:t xml:space="preserve">: 1, 2, 3 cases and </w:t>
@@ -2282,7 +2286,7 @@
                 <w:rFonts w:ascii="Avenir Next" w:hAnsi="Avenir Next" w:cs="Avenir Next" w:eastAsia="Avenir Next"/>
                 <w:i/>
                 <w:color w:val="1A1A1A"/>
-                <w:sz w:val="20"/>
+                <w:sz w:val="22"/>
                 <w:szCs w:val="20"/>
               </w:rPr>
               <w:t xml:space="preserve">y</w:t>
@@ -2291,7 +2295,7 @@
               <w:rPr>
                 <w:rFonts w:ascii="Avenir Next" w:hAnsi="Avenir Next" w:cs="Avenir Next" w:eastAsia="Avenir Next"/>
                 <w:color w:val="1A1A1A"/>
-                <w:sz w:val="20"/>
+                <w:sz w:val="22"/>
                 <w:szCs w:val="20"/>
               </w:rPr>
               <w:t xml:space="preserve">: 24, 48, 72 bottles. Write the equation. What does </w:t>
@@ -2301,7 +2305,7 @@
                 <w:rFonts w:ascii="Avenir Next" w:hAnsi="Avenir Next" w:cs="Avenir Next" w:eastAsia="Avenir Next"/>
                 <w:i/>
                 <w:color w:val="1A1A1A"/>
-                <w:sz w:val="20"/>
+                <w:sz w:val="22"/>
                 <w:szCs w:val="20"/>
               </w:rPr>
               <w:t xml:space="preserve">x</w:t>
@@ -2310,7 +2314,7 @@
               <w:rPr>
                 <w:rFonts w:ascii="Avenir Next" w:hAnsi="Avenir Next" w:cs="Avenir Next" w:eastAsia="Avenir Next"/>
                 <w:color w:val="1A1A1A"/>
-                <w:sz w:val="20"/>
+                <w:sz w:val="22"/>
                 <w:szCs w:val="20"/>
               </w:rPr>
               <w:t xml:space="preserve"> stand for?</w:t>
@@ -2318,7 +2322,7 @@
           </w:p>
           <w:p>
             <w:pPr>
-              <w:spacing w:before="0" w:after="0" w:line="60" w:lineRule="auto"/>
+              <w:spacing w:before="0" w:after="0" w:line="50" w:lineRule="exact"/>
             </w:pPr>
           </w:p>
           <w:tbl>
@@ -2387,7 +2391,7 @@
                 <w:rFonts w:ascii="Avenir Next" w:hAnsi="Avenir Next" w:cs="Avenir Next" w:eastAsia="Avenir Next"/>
                 <w:b/>
                 <w:color w:val="1A1A1A"/>
-                <w:sz w:val="18"/>
+                <w:sz w:val="22"/>
                 <w:szCs w:val="18"/>
               </w:rPr>
               <w:t xml:space="preserve">Equation</w:t>
@@ -2407,12 +2411,12 @@
     </w:tbl>
     <w:p>
       <w:pPr>
-        <w:spacing w:before="0" w:after="0" w:line="20" w:lineRule="exact"/>
+        <w:spacing w:before="0" w:after="0" w:line="50" w:lineRule="exact"/>
       </w:pPr>
     </w:p>
     <w:p>
       <w:pPr>
-        <w:spacing w:before="0" w:after="0" w:line="20" w:lineRule="exact"/>
+        <w:spacing w:before="0" w:after="0" w:line="50" w:lineRule="exact"/>
       </w:pPr>
     </w:p>
     <w:tbl>
@@ -2462,18 +2466,18 @@
                 <w:rFonts w:ascii="Avenir Next" w:hAnsi="Avenir Next" w:cs="Avenir Next" w:eastAsia="Avenir Next"/>
                 <w:b/>
                 <w:color w:val="1A1A1A"/>
+                <w:sz w:val="22"/>
+                <w:szCs w:val="20"/>
+              </w:rPr>
+              <w:t xml:space="preserve">5.</w:t>
+            </w:r>
+            <w:r>
+              <w:rPr>
+                <w:rFonts w:ascii="Avenir Next" w:hAnsi="Avenir Next" w:cs="Avenir Next" w:eastAsia="Avenir Next"/>
+                <w:color w:val="1A1A1A"/>
                 <w:sz w:val="20"/>
                 <w:szCs w:val="20"/>
               </w:rPr>
-              <w:t xml:space="preserve">5.</w:t>
-            </w:r>
-            <w:r>
-              <w:rPr>
-                <w:rFonts w:ascii="Avenir Next" w:hAnsi="Avenir Next" w:cs="Avenir Next" w:eastAsia="Avenir Next"/>
-                <w:color w:val="1A1A1A"/>
-                <w:sz w:val="20"/>
-                <w:szCs w:val="20"/>
-              </w:rPr>
               <w:tab/>
             </w:r>
             <w:r>
@@ -2481,7 +2485,7 @@
                 <w:rFonts w:ascii="Avenir Next" w:hAnsi="Avenir Next" w:cs="Avenir Next" w:eastAsia="Avenir Next"/>
                 <w:b/>
                 <w:color w:val="1A1A1A"/>
-                <w:sz w:val="20"/>
+                <w:sz w:val="22"/>
                 <w:szCs w:val="20"/>
               </w:rPr>
               <w:t xml:space="preserve">Notebook Order.  </w:t>
@@ -2490,7 +2494,7 @@
               <w:rPr>
                 <w:rFonts w:ascii="Avenir Next" w:hAnsi="Avenir Next" w:cs="Avenir Next" w:eastAsia="Avenir Next"/>
                 <w:color w:val="1A1A1A"/>
-                <w:sz w:val="20"/>
+                <w:sz w:val="22"/>
                 <w:szCs w:val="20"/>
               </w:rPr>
               <w:t xml:space="preserve">Each notebook costs the same. Write an equation. Then find the cost of 21 notebooks.</w:t>
@@ -2507,7 +2511,7 @@
                 <w:rFonts w:ascii="Avenir Next" w:hAnsi="Avenir Next" w:cs="Avenir Next" w:eastAsia="Avenir Next"/>
                 <w:b/>
                 <w:color w:val="003A70"/>
-                <w:sz w:val="17"/>
+                <w:sz w:val="22"/>
                 <w:szCs w:val="17"/>
               </w:rPr>
               <w:t xml:space="preserve">Hint  </w:t>
@@ -2517,7 +2521,7 @@
                 <w:rFonts w:ascii="Avenir Next" w:hAnsi="Avenir Next" w:cs="Avenir Next" w:eastAsia="Avenir Next"/>
                 <w:i/>
                 <w:color w:val="5A5F66"/>
-                <w:sz w:val="17"/>
+                <w:sz w:val="22"/>
                 <w:szCs w:val="17"/>
               </w:rPr>
               <w:t xml:space="preserve">Use one row to find the price of one.</w:t>
@@ -2572,7 +2576,7 @@
                       <w:rFonts w:ascii="Avenir Next" w:hAnsi="Avenir Next" w:cs="Avenir Next" w:eastAsia="Avenir Next"/>
                       <w:b/>
                       <w:color w:val="1A1A1A"/>
-                      <w:sz w:val="19"/>
+                      <w:sz w:val="22"/>
                       <w:szCs w:val="19"/>
                     </w:rPr>
                     <w:t xml:space="preserve">Notebooks (</w:t>
@@ -2583,7 +2587,7 @@
                       <w:b/>
                       <w:i/>
                       <w:color w:val="1A1A1A"/>
-                      <w:sz w:val="19"/>
+                      <w:sz w:val="22"/>
                       <w:szCs w:val="19"/>
                     </w:rPr>
                     <w:t xml:space="preserve">x</w:t>
@@ -2593,7 +2597,7 @@
                       <w:rFonts w:ascii="Avenir Next" w:hAnsi="Avenir Next" w:cs="Avenir Next" w:eastAsia="Avenir Next"/>
                       <w:b/>
                       <w:color w:val="1A1A1A"/>
-                      <w:sz w:val="19"/>
+                      <w:sz w:val="22"/>
                       <w:szCs w:val="19"/>
                     </w:rPr>
                     <w:t xml:space="preserve">)</w:t>
@@ -2614,7 +2618,7 @@
                     <w:rPr>
                       <w:rFonts w:ascii="Avenir Next" w:hAnsi="Avenir Next" w:cs="Avenir Next" w:eastAsia="Avenir Next"/>
                       <w:color w:val="1A1A1A"/>
-                      <w:sz w:val="19"/>
+                      <w:sz w:val="22"/>
                       <w:szCs w:val="19"/>
                     </w:rPr>
                     <w:t xml:space="preserve">6</w:t>
@@ -2635,7 +2639,7 @@
                     <w:rPr>
                       <w:rFonts w:ascii="Avenir Next" w:hAnsi="Avenir Next" w:cs="Avenir Next" w:eastAsia="Avenir Next"/>
                       <w:color w:val="1A1A1A"/>
-                      <w:sz w:val="19"/>
+                      <w:sz w:val="22"/>
                       <w:szCs w:val="19"/>
                     </w:rPr>
                     <w:t xml:space="preserve">9</w:t>
@@ -2656,7 +2660,7 @@
                     <w:rPr>
                       <w:rFonts w:ascii="Avenir Next" w:hAnsi="Avenir Next" w:cs="Avenir Next" w:eastAsia="Avenir Next"/>
                       <w:color w:val="1A1A1A"/>
-                      <w:sz w:val="19"/>
+                      <w:sz w:val="22"/>
                       <w:szCs w:val="19"/>
                     </w:rPr>
                     <w:t xml:space="preserve">15</w:t>
@@ -2685,7 +2689,7 @@
                       <w:rFonts w:ascii="Avenir Next" w:hAnsi="Avenir Next" w:cs="Avenir Next" w:eastAsia="Avenir Next"/>
                       <w:b/>
                       <w:color w:val="1A1A1A"/>
-                      <w:sz w:val="19"/>
+                      <w:sz w:val="22"/>
                       <w:szCs w:val="19"/>
                     </w:rPr>
                     <w:t xml:space="preserve">Cost in $ (</w:t>
@@ -2696,7 +2700,7 @@
                       <w:b/>
                       <w:i/>
                       <w:color w:val="1A1A1A"/>
-                      <w:sz w:val="19"/>
+                      <w:sz w:val="22"/>
                       <w:szCs w:val="19"/>
                     </w:rPr>
                     <w:t xml:space="preserve">y</w:t>
@@ -2706,7 +2710,7 @@
                       <w:rFonts w:ascii="Avenir Next" w:hAnsi="Avenir Next" w:cs="Avenir Next" w:eastAsia="Avenir Next"/>
                       <w:b/>
                       <w:color w:val="1A1A1A"/>
-                      <w:sz w:val="19"/>
+                      <w:sz w:val="22"/>
                       <w:szCs w:val="19"/>
                     </w:rPr>
                     <w:t xml:space="preserve">)</w:t>
@@ -2727,7 +2731,7 @@
                     <w:rPr>
                       <w:rFonts w:ascii="Avenir Next" w:hAnsi="Avenir Next" w:cs="Avenir Next" w:eastAsia="Avenir Next"/>
                       <w:color w:val="1A1A1A"/>
-                      <w:sz w:val="19"/>
+                      <w:sz w:val="22"/>
                       <w:szCs w:val="19"/>
                     </w:rPr>
                     <w:t xml:space="preserve">24</w:t>
@@ -2748,7 +2752,7 @@
                     <w:rPr>
                       <w:rFonts w:ascii="Avenir Next" w:hAnsi="Avenir Next" w:cs="Avenir Next" w:eastAsia="Avenir Next"/>
                       <w:color w:val="1A1A1A"/>
-                      <w:sz w:val="19"/>
+                      <w:sz w:val="22"/>
                       <w:szCs w:val="19"/>
                     </w:rPr>
                     <w:t xml:space="preserve">36</w:t>
@@ -2769,7 +2773,7 @@
                     <w:rPr>
                       <w:rFonts w:ascii="Avenir Next" w:hAnsi="Avenir Next" w:cs="Avenir Next" w:eastAsia="Avenir Next"/>
                       <w:color w:val="1A1A1A"/>
-                      <w:sz w:val="19"/>
+                      <w:sz w:val="22"/>
                       <w:szCs w:val="19"/>
                     </w:rPr>
                     <w:t xml:space="preserve">60</w:t>
@@ -2791,7 +2795,7 @@
                 <w:rFonts w:ascii="Avenir Next" w:hAnsi="Avenir Next" w:cs="Avenir Next" w:eastAsia="Avenir Next"/>
                 <w:b/>
                 <w:color w:val="1A1A1A"/>
-                <w:sz w:val="18"/>
+                <w:sz w:val="22"/>
                 <w:szCs w:val="18"/>
               </w:rPr>
               <w:t xml:space="preserve">Equation; cost</w:t>
@@ -2811,12 +2815,12 @@
     </w:tbl>
     <w:p>
       <w:pPr>
-        <w:spacing w:before="0" w:after="0" w:line="20" w:lineRule="exact"/>
+        <w:spacing w:before="0" w:after="0" w:line="50" w:lineRule="exact"/>
       </w:pPr>
     </w:p>
     <w:p>
       <w:pPr>
-        <w:spacing w:before="0" w:after="0" w:line="20" w:lineRule="exact"/>
+        <w:spacing w:before="0" w:after="0" w:line="50" w:lineRule="exact"/>
       </w:pPr>
     </w:p>
     <w:tbl>
@@ -2866,18 +2870,18 @@
                 <w:rFonts w:ascii="Avenir Next" w:hAnsi="Avenir Next" w:cs="Avenir Next" w:eastAsia="Avenir Next"/>
                 <w:b/>
                 <w:color w:val="1A1A1A"/>
+                <w:sz w:val="22"/>
+                <w:szCs w:val="20"/>
+              </w:rPr>
+              <w:t xml:space="preserve">6.</w:t>
+            </w:r>
+            <w:r>
+              <w:rPr>
+                <w:rFonts w:ascii="Avenir Next" w:hAnsi="Avenir Next" w:cs="Avenir Next" w:eastAsia="Avenir Next"/>
+                <w:color w:val="1A1A1A"/>
                 <w:sz w:val="20"/>
                 <w:szCs w:val="20"/>
               </w:rPr>
-              <w:t xml:space="preserve">6.</w:t>
-            </w:r>
-            <w:r>
-              <w:rPr>
-                <w:rFonts w:ascii="Avenir Next" w:hAnsi="Avenir Next" w:cs="Avenir Next" w:eastAsia="Avenir Next"/>
-                <w:color w:val="1A1A1A"/>
-                <w:sz w:val="20"/>
-                <w:szCs w:val="20"/>
-              </w:rPr>
               <w:tab/>
             </w:r>
             <w:r>
@@ -2885,7 +2889,7 @@
                 <w:rFonts w:ascii="Avenir Next" w:hAnsi="Avenir Next" w:cs="Avenir Next" w:eastAsia="Avenir Next"/>
                 <w:b/>
                 <w:color w:val="1A1A1A"/>
-                <w:sz w:val="20"/>
+                <w:sz w:val="22"/>
                 <w:szCs w:val="20"/>
               </w:rPr>
               <w:t xml:space="preserve">Mia’s Rule.  </w:t>
@@ -2894,7 +2898,7 @@
               <w:rPr>
                 <w:rFonts w:ascii="Avenir Next" w:hAnsi="Avenir Next" w:cs="Avenir Next" w:eastAsia="Avenir Next"/>
                 <w:color w:val="1A1A1A"/>
-                <w:sz w:val="20"/>
+                <w:sz w:val="22"/>
                 <w:szCs w:val="20"/>
               </w:rPr>
               <w:t xml:space="preserve">A table shows </w:t>
@@ -2904,7 +2908,7 @@
                 <w:rFonts w:ascii="Avenir Next" w:hAnsi="Avenir Next" w:cs="Avenir Next" w:eastAsia="Avenir Next"/>
                 <w:i/>
                 <w:color w:val="1A1A1A"/>
-                <w:sz w:val="20"/>
+                <w:sz w:val="22"/>
                 <w:szCs w:val="20"/>
               </w:rPr>
               <w:t xml:space="preserve">x</w:t>
@@ -2913,7 +2917,7 @@
               <w:rPr>
                 <w:rFonts w:ascii="Avenir Next" w:hAnsi="Avenir Next" w:cs="Avenir Next" w:eastAsia="Avenir Next"/>
                 <w:color w:val="1A1A1A"/>
-                <w:sz w:val="20"/>
+                <w:sz w:val="22"/>
                 <w:szCs w:val="20"/>
               </w:rPr>
               <w:t xml:space="preserve">: 2, 4, 8  </w:t>
@@ -2923,7 +2927,7 @@
                 <w:rFonts w:ascii="Avenir Next" w:hAnsi="Avenir Next" w:cs="Avenir Next" w:eastAsia="Avenir Next"/>
                 <w:i/>
                 <w:color w:val="1A1A1A"/>
-                <w:sz w:val="20"/>
+                <w:sz w:val="22"/>
                 <w:szCs w:val="20"/>
               </w:rPr>
               <w:t xml:space="preserve">y</w:t>
@@ -2932,7 +2936,7 @@
               <w:rPr>
                 <w:rFonts w:ascii="Avenir Next" w:hAnsi="Avenir Next" w:cs="Avenir Next" w:eastAsia="Avenir Next"/>
                 <w:color w:val="1A1A1A"/>
-                <w:sz w:val="20"/>
+                <w:sz w:val="22"/>
                 <w:szCs w:val="20"/>
               </w:rPr>
               <w:t xml:space="preserve">: 16, 32, 64. Mia wrote </w:t>
@@ -2942,7 +2946,7 @@
                 <w:rFonts w:ascii="Avenir Next" w:hAnsi="Avenir Next" w:cs="Avenir Next" w:eastAsia="Avenir Next"/>
                 <w:i/>
                 <w:color w:val="1A1A1A"/>
-                <w:sz w:val="20"/>
+                <w:sz w:val="22"/>
                 <w:szCs w:val="20"/>
               </w:rPr>
               <w:t xml:space="preserve">y</w:t>
@@ -2951,7 +2955,7 @@
               <w:rPr>
                 <w:rFonts w:ascii="Avenir Next" w:hAnsi="Avenir Next" w:cs="Avenir Next" w:eastAsia="Avenir Next"/>
                 <w:color w:val="1A1A1A"/>
-                <w:sz w:val="20"/>
+                <w:sz w:val="22"/>
                 <w:szCs w:val="20"/>
               </w:rPr>
               <w:t xml:space="preserve"> = </w:t>
@@ -2961,7 +2965,7 @@
                 <w:rFonts w:ascii="Avenir Next" w:hAnsi="Avenir Next" w:cs="Avenir Next" w:eastAsia="Avenir Next"/>
                 <w:i/>
                 <w:color w:val="1A1A1A"/>
-                <w:sz w:val="20"/>
+                <w:sz w:val="22"/>
                 <w:szCs w:val="20"/>
               </w:rPr>
               <w:t xml:space="preserve">x</w:t>
@@ -2970,7 +2974,7 @@
               <w:rPr>
                 <w:rFonts w:ascii="Avenir Next" w:hAnsi="Avenir Next" w:cs="Avenir Next" w:eastAsia="Avenir Next"/>
                 <w:color w:val="1A1A1A"/>
-                <w:sz w:val="20"/>
+                <w:sz w:val="22"/>
                 <w:szCs w:val="20"/>
               </w:rPr>
               <w:t xml:space="preserve"> + 14. Show that it does not fit every row. Then write the correct equation.</w:t>
@@ -2987,7 +2991,7 @@
                 <w:rFonts w:ascii="Avenir Next" w:hAnsi="Avenir Next" w:cs="Avenir Next" w:eastAsia="Avenir Next"/>
                 <w:b/>
                 <w:color w:val="003A70"/>
-                <w:sz w:val="17"/>
+                <w:sz w:val="22"/>
                 <w:szCs w:val="17"/>
               </w:rPr>
               <w:t xml:space="preserve">Hint  </w:t>
@@ -2997,7 +3001,7 @@
                 <w:rFonts w:ascii="Avenir Next" w:hAnsi="Avenir Next" w:cs="Avenir Next" w:eastAsia="Avenir Next"/>
                 <w:i/>
                 <w:color w:val="5A5F66"/>
-                <w:sz w:val="17"/>
+                <w:sz w:val="22"/>
                 <w:szCs w:val="17"/>
               </w:rPr>
               <w:t xml:space="preserve">Test the rule on the second row.</w:t>
@@ -3005,7 +3009,7 @@
           </w:p>
           <w:p>
             <w:pPr>
-              <w:spacing w:before="0" w:after="0" w:line="60" w:lineRule="auto"/>
+              <w:spacing w:before="0" w:after="0" w:line="50" w:lineRule="exact"/>
             </w:pPr>
           </w:p>
           <w:tbl>
@@ -3074,7 +3078,7 @@
                 <w:rFonts w:ascii="Avenir Next" w:hAnsi="Avenir Next" w:cs="Avenir Next" w:eastAsia="Avenir Next"/>
                 <w:b/>
                 <w:color w:val="1A1A1A"/>
-                <w:sz w:val="18"/>
+                <w:sz w:val="22"/>
                 <w:szCs w:val="18"/>
               </w:rPr>
               <w:t xml:space="preserve">Equation</w:t>
@@ -3094,12 +3098,12 @@
     </w:tbl>
     <w:p>
       <w:pPr>
-        <w:spacing w:before="0" w:after="0" w:line="20" w:lineRule="exact"/>
+        <w:spacing w:before="0" w:after="0" w:line="50" w:lineRule="exact"/>
       </w:pPr>
     </w:p>
     <w:p>
       <w:pPr>
-        <w:spacing w:before="0" w:after="0" w:line="20" w:lineRule="exact"/>
+        <w:spacing w:before="0" w:after="0" w:line="50" w:lineRule="exact"/>
       </w:pPr>
     </w:p>
     <w:tbl>
@@ -3149,18 +3153,18 @@
                 <w:rFonts w:ascii="Avenir Next" w:hAnsi="Avenir Next" w:cs="Avenir Next" w:eastAsia="Avenir Next"/>
                 <w:b/>
                 <w:color w:val="1A1A1A"/>
+                <w:sz w:val="22"/>
+                <w:szCs w:val="20"/>
+              </w:rPr>
+              <w:t xml:space="preserve">7.</w:t>
+            </w:r>
+            <w:r>
+              <w:rPr>
+                <w:rFonts w:ascii="Avenir Next" w:hAnsi="Avenir Next" w:cs="Avenir Next" w:eastAsia="Avenir Next"/>
+                <w:color w:val="1A1A1A"/>
                 <w:sz w:val="20"/>
                 <w:szCs w:val="20"/>
               </w:rPr>
-              <w:t xml:space="preserve">7.</w:t>
-            </w:r>
-            <w:r>
-              <w:rPr>
-                <w:rFonts w:ascii="Avenir Next" w:hAnsi="Avenir Next" w:cs="Avenir Next" w:eastAsia="Avenir Next"/>
-                <w:color w:val="1A1A1A"/>
-                <w:sz w:val="20"/>
-                <w:szCs w:val="20"/>
-              </w:rPr>
               <w:tab/>
             </w:r>
             <w:r>
@@ -3168,7 +3172,7 @@
                 <w:rFonts w:ascii="Avenir Next" w:hAnsi="Avenir Next" w:cs="Avenir Next" w:eastAsia="Avenir Next"/>
                 <w:b/>
                 <w:color w:val="1A1A1A"/>
-                <w:sz w:val="20"/>
+                <w:sz w:val="22"/>
                 <w:szCs w:val="20"/>
               </w:rPr>
               <w:t xml:space="preserve">Locker Stacks.  </w:t>
@@ -3177,7 +3181,7 @@
               <w:rPr>
                 <w:rFonts w:ascii="Avenir Next" w:hAnsi="Avenir Next" w:cs="Avenir Next" w:eastAsia="Avenir Next"/>
                 <w:color w:val="1A1A1A"/>
-                <w:sz w:val="20"/>
+                <w:sz w:val="22"/>
                 <w:szCs w:val="20"/>
               </w:rPr>
               <w:t xml:space="preserve">Every stack has the same number of lockers. Write an equation. Tell what </w:t>
@@ -3187,7 +3191,7 @@
                 <w:rFonts w:ascii="Avenir Next" w:hAnsi="Avenir Next" w:cs="Avenir Next" w:eastAsia="Avenir Next"/>
                 <w:i/>
                 <w:color w:val="1A1A1A"/>
-                <w:sz w:val="20"/>
+                <w:sz w:val="22"/>
                 <w:szCs w:val="20"/>
               </w:rPr>
               <w:t xml:space="preserve">x</w:t>
@@ -3196,7 +3200,7 @@
               <w:rPr>
                 <w:rFonts w:ascii="Avenir Next" w:hAnsi="Avenir Next" w:cs="Avenir Next" w:eastAsia="Avenir Next"/>
                 <w:color w:val="1A1A1A"/>
-                <w:sz w:val="20"/>
+                <w:sz w:val="22"/>
                 <w:szCs w:val="20"/>
               </w:rPr>
               <w:t xml:space="preserve"> and </w:t>
@@ -3206,7 +3210,7 @@
                 <w:rFonts w:ascii="Avenir Next" w:hAnsi="Avenir Next" w:cs="Avenir Next" w:eastAsia="Avenir Next"/>
                 <w:i/>
                 <w:color w:val="1A1A1A"/>
-                <w:sz w:val="20"/>
+                <w:sz w:val="22"/>
                 <w:szCs w:val="20"/>
               </w:rPr>
               <w:t xml:space="preserve">y</w:t>
@@ -3215,7 +3219,7 @@
               <w:rPr>
                 <w:rFonts w:ascii="Avenir Next" w:hAnsi="Avenir Next" w:cs="Avenir Next" w:eastAsia="Avenir Next"/>
                 <w:color w:val="1A1A1A"/>
-                <w:sz w:val="20"/>
+                <w:sz w:val="22"/>
                 <w:szCs w:val="20"/>
               </w:rPr>
               <w:t xml:space="preserve"> stand for.</w:t>
@@ -3232,7 +3236,7 @@
                 <w:rFonts w:ascii="Avenir Next" w:hAnsi="Avenir Next" w:cs="Avenir Next" w:eastAsia="Avenir Next"/>
                 <w:b/>
                 <w:color w:val="003A70"/>
-                <w:sz w:val="17"/>
+                <w:sz w:val="22"/>
                 <w:szCs w:val="17"/>
               </w:rPr>
               <w:t xml:space="preserve">Hint  </w:t>
@@ -3242,7 +3246,7 @@
                 <w:rFonts w:ascii="Avenir Next" w:hAnsi="Avenir Next" w:cs="Avenir Next" w:eastAsia="Avenir Next"/>
                 <w:i/>
                 <w:color w:val="5A5F66"/>
-                <w:sz w:val="17"/>
+                <w:sz w:val="22"/>
                 <w:szCs w:val="17"/>
               </w:rPr>
               <w:t xml:space="preserve">Find the lockers in one stack.</w:t>
@@ -3297,7 +3301,7 @@
                       <w:rFonts w:ascii="Avenir Next" w:hAnsi="Avenir Next" w:cs="Avenir Next" w:eastAsia="Avenir Next"/>
                       <w:b/>
                       <w:color w:val="1A1A1A"/>
-                      <w:sz w:val="19"/>
+                      <w:sz w:val="22"/>
                       <w:szCs w:val="19"/>
                     </w:rPr>
                     <w:t xml:space="preserve">Stacks (</w:t>
@@ -3308,7 +3312,7 @@
                       <w:b/>
                       <w:i/>
                       <w:color w:val="1A1A1A"/>
-                      <w:sz w:val="19"/>
+                      <w:sz w:val="22"/>
                       <w:szCs w:val="19"/>
                     </w:rPr>
                     <w:t xml:space="preserve">x</w:t>
@@ -3318,7 +3322,7 @@
                       <w:rFonts w:ascii="Avenir Next" w:hAnsi="Avenir Next" w:cs="Avenir Next" w:eastAsia="Avenir Next"/>
                       <w:b/>
                       <w:color w:val="1A1A1A"/>
-                      <w:sz w:val="19"/>
+                      <w:sz w:val="22"/>
                       <w:szCs w:val="19"/>
                     </w:rPr>
                     <w:t xml:space="preserve">)</w:t>
@@ -3339,7 +3343,7 @@
                     <w:rPr>
                       <w:rFonts w:ascii="Avenir Next" w:hAnsi="Avenir Next" w:cs="Avenir Next" w:eastAsia="Avenir Next"/>
                       <w:color w:val="1A1A1A"/>
-                      <w:sz w:val="19"/>
+                      <w:sz w:val="22"/>
                       <w:szCs w:val="19"/>
                     </w:rPr>
                     <w:t xml:space="preserve">3</w:t>
@@ -3360,7 +3364,7 @@
                     <w:rPr>
                       <w:rFonts w:ascii="Avenir Next" w:hAnsi="Avenir Next" w:cs="Avenir Next" w:eastAsia="Avenir Next"/>
                       <w:color w:val="1A1A1A"/>
-                      <w:sz w:val="19"/>
+                      <w:sz w:val="22"/>
                       <w:szCs w:val="19"/>
                     </w:rPr>
                     <w:t xml:space="preserve">8</w:t>
@@ -3381,7 +3385,7 @@
                     <w:rPr>
                       <w:rFonts w:ascii="Avenir Next" w:hAnsi="Avenir Next" w:cs="Avenir Next" w:eastAsia="Avenir Next"/>
                       <w:color w:val="1A1A1A"/>
-                      <w:sz w:val="19"/>
+                      <w:sz w:val="22"/>
                       <w:szCs w:val="19"/>
                     </w:rPr>
                     <w:t xml:space="preserve">14</w:t>
@@ -3410,7 +3414,7 @@
                       <w:rFonts w:ascii="Avenir Next" w:hAnsi="Avenir Next" w:cs="Avenir Next" w:eastAsia="Avenir Next"/>
                       <w:b/>
                       <w:color w:val="1A1A1A"/>
-                      <w:sz w:val="19"/>
+                      <w:sz w:val="22"/>
                       <w:szCs w:val="19"/>
                     </w:rPr>
                     <w:t xml:space="preserve">Lockers (</w:t>
@@ -3421,7 +3425,7 @@
                       <w:b/>
                       <w:i/>
                       <w:color w:val="1A1A1A"/>
-                      <w:sz w:val="19"/>
+                      <w:sz w:val="22"/>
                       <w:szCs w:val="19"/>
                     </w:rPr>
                     <w:t xml:space="preserve">y</w:t>
@@ -3431,7 +3435,7 @@
                       <w:rFonts w:ascii="Avenir Next" w:hAnsi="Avenir Next" w:cs="Avenir Next" w:eastAsia="Avenir Next"/>
                       <w:b/>
                       <w:color w:val="1A1A1A"/>
-                      <w:sz w:val="19"/>
+                      <w:sz w:val="22"/>
                       <w:szCs w:val="19"/>
                     </w:rPr>
                     <w:t xml:space="preserve">)</w:t>
@@ -3452,7 +3456,7 @@
                     <w:rPr>
                       <w:rFonts w:ascii="Avenir Next" w:hAnsi="Avenir Next" w:cs="Avenir Next" w:eastAsia="Avenir Next"/>
                       <w:color w:val="1A1A1A"/>
-                      <w:sz w:val="19"/>
+                      <w:sz w:val="22"/>
                       <w:szCs w:val="19"/>
                     </w:rPr>
                     <w:t xml:space="preserve">18</w:t>
@@ -3473,7 +3477,7 @@
                     <w:rPr>
                       <w:rFonts w:ascii="Avenir Next" w:hAnsi="Avenir Next" w:cs="Avenir Next" w:eastAsia="Avenir Next"/>
                       <w:color w:val="1A1A1A"/>
-                      <w:sz w:val="19"/>
+                      <w:sz w:val="22"/>
                       <w:szCs w:val="19"/>
                     </w:rPr>
                     <w:t xml:space="preserve">48</w:t>
@@ -3494,7 +3498,7 @@
                     <w:rPr>
                       <w:rFonts w:ascii="Avenir Next" w:hAnsi="Avenir Next" w:cs="Avenir Next" w:eastAsia="Avenir Next"/>
                       <w:color w:val="1A1A1A"/>
-                      <w:sz w:val="19"/>
+                      <w:sz w:val="22"/>
                       <w:szCs w:val="19"/>
                     </w:rPr>
                     <w:t xml:space="preserve">84</w:t>
@@ -3516,7 +3520,7 @@
                 <w:rFonts w:ascii="Avenir Next" w:hAnsi="Avenir Next" w:cs="Avenir Next" w:eastAsia="Avenir Next"/>
                 <w:b/>
                 <w:color w:val="1A1A1A"/>
-                <w:sz w:val="18"/>
+                <w:sz w:val="22"/>
                 <w:szCs w:val="18"/>
               </w:rPr>
               <w:t xml:space="preserve">Equation</w:t>
@@ -3536,12 +3540,12 @@
     </w:tbl>
     <w:p>
       <w:pPr>
-        <w:spacing w:before="0" w:after="0" w:line="20" w:lineRule="exact"/>
+        <w:spacing w:before="0" w:after="0" w:line="50" w:lineRule="exact"/>
       </w:pPr>
     </w:p>
     <w:p>
       <w:pPr>
-        <w:spacing w:before="0" w:after="0" w:line="20" w:lineRule="exact"/>
+        <w:spacing w:before="0" w:after="0" w:line="50" w:lineRule="exact"/>
       </w:pPr>
     </w:p>
     <w:tbl>
@@ -3591,18 +3595,18 @@
                 <w:rFonts w:ascii="Avenir Next" w:hAnsi="Avenir Next" w:cs="Avenir Next" w:eastAsia="Avenir Next"/>
                 <w:b/>
                 <w:color w:val="1A1A1A"/>
+                <w:sz w:val="22"/>
+                <w:szCs w:val="20"/>
+              </w:rPr>
+              <w:t xml:space="preserve">8.</w:t>
+            </w:r>
+            <w:r>
+              <w:rPr>
+                <w:rFonts w:ascii="Avenir Next" w:hAnsi="Avenir Next" w:cs="Avenir Next" w:eastAsia="Avenir Next"/>
+                <w:color w:val="1A1A1A"/>
                 <w:sz w:val="20"/>
                 <w:szCs w:val="20"/>
               </w:rPr>
-              <w:t xml:space="preserve">8.</w:t>
-            </w:r>
-            <w:r>
-              <w:rPr>
-                <w:rFonts w:ascii="Avenir Next" w:hAnsi="Avenir Next" w:cs="Avenir Next" w:eastAsia="Avenir Next"/>
-                <w:color w:val="1A1A1A"/>
-                <w:sz w:val="20"/>
-                <w:szCs w:val="20"/>
-              </w:rPr>
               <w:tab/>
             </w:r>
             <w:r>
@@ -3610,7 +3614,7 @@
                 <w:rFonts w:ascii="Avenir Next" w:hAnsi="Avenir Next" w:cs="Avenir Next" w:eastAsia="Avenir Next"/>
                 <w:b/>
                 <w:color w:val="1A1A1A"/>
-                <w:sz w:val="20"/>
+                <w:sz w:val="22"/>
                 <w:szCs w:val="20"/>
               </w:rPr>
               <w:t xml:space="preserve">With a Constant.  </w:t>
@@ -3619,7 +3623,7 @@
               <w:rPr>
                 <w:rFonts w:ascii="Avenir Next" w:hAnsi="Avenir Next" w:cs="Avenir Next" w:eastAsia="Avenir Next"/>
                 <w:color w:val="1A1A1A"/>
-                <w:sz w:val="20"/>
+                <w:sz w:val="22"/>
                 <w:szCs w:val="20"/>
               </w:rPr>
               <w:t xml:space="preserve">A table shows </w:t>
@@ -3629,7 +3633,7 @@
                 <w:rFonts w:ascii="Avenir Next" w:hAnsi="Avenir Next" w:cs="Avenir Next" w:eastAsia="Avenir Next"/>
                 <w:i/>
                 <w:color w:val="1A1A1A"/>
-                <w:sz w:val="20"/>
+                <w:sz w:val="22"/>
                 <w:szCs w:val="20"/>
               </w:rPr>
               <w:t xml:space="preserve">x</w:t>
@@ -3638,7 +3642,7 @@
               <w:rPr>
                 <w:rFonts w:ascii="Avenir Next" w:hAnsi="Avenir Next" w:cs="Avenir Next" w:eastAsia="Avenir Next"/>
                 <w:color w:val="1A1A1A"/>
-                <w:sz w:val="20"/>
+                <w:sz w:val="22"/>
                 <w:szCs w:val="20"/>
               </w:rPr>
               <w:t xml:space="preserve">: 1, 2, 3  </w:t>
@@ -3648,7 +3652,7 @@
                 <w:rFonts w:ascii="Avenir Next" w:hAnsi="Avenir Next" w:cs="Avenir Next" w:eastAsia="Avenir Next"/>
                 <w:i/>
                 <w:color w:val="1A1A1A"/>
-                <w:sz w:val="20"/>
+                <w:sz w:val="22"/>
                 <w:szCs w:val="20"/>
               </w:rPr>
               <w:t xml:space="preserve">y</w:t>
@@ -3657,7 +3661,7 @@
               <w:rPr>
                 <w:rFonts w:ascii="Avenir Next" w:hAnsi="Avenir Next" w:cs="Avenir Next" w:eastAsia="Avenir Next"/>
                 <w:color w:val="1A1A1A"/>
-                <w:sz w:val="20"/>
+                <w:sz w:val="22"/>
                 <w:szCs w:val="20"/>
               </w:rPr>
               <w:t xml:space="preserve">: 7, 10, 13. </w:t>
@@ -3667,7 +3671,7 @@
                 <w:rFonts w:ascii="Avenir Next" w:hAnsi="Avenir Next" w:cs="Avenir Next" w:eastAsia="Avenir Next"/>
                 <w:i/>
                 <w:color w:val="1A1A1A"/>
-                <w:sz w:val="20"/>
+                <w:sz w:val="22"/>
                 <w:szCs w:val="20"/>
               </w:rPr>
               <w:t xml:space="preserve">y</w:t>
@@ -3676,7 +3680,7 @@
               <w:rPr>
                 <w:rFonts w:ascii="Avenir Next" w:hAnsi="Avenir Next" w:cs="Avenir Next" w:eastAsia="Avenir Next"/>
                 <w:color w:val="1A1A1A"/>
-                <w:sz w:val="20"/>
+                <w:sz w:val="22"/>
                 <w:szCs w:val="20"/>
               </w:rPr>
               <w:t xml:space="preserve"> ÷ </w:t>
@@ -3686,7 +3690,7 @@
                 <w:rFonts w:ascii="Avenir Next" w:hAnsi="Avenir Next" w:cs="Avenir Next" w:eastAsia="Avenir Next"/>
                 <w:i/>
                 <w:color w:val="1A1A1A"/>
-                <w:sz w:val="20"/>
+                <w:sz w:val="22"/>
                 <w:szCs w:val="20"/>
               </w:rPr>
               <w:t xml:space="preserve">x</w:t>
@@ -3695,7 +3699,7 @@
               <w:rPr>
                 <w:rFonts w:ascii="Avenir Next" w:hAnsi="Avenir Next" w:cs="Avenir Next" w:eastAsia="Avenir Next"/>
                 <w:color w:val="1A1A1A"/>
-                <w:sz w:val="20"/>
+                <w:sz w:val="22"/>
                 <w:szCs w:val="20"/>
               </w:rPr>
               <w:t xml:space="preserve"> is not the same in every row. Write an equation. Then find </w:t>
@@ -3705,7 +3709,7 @@
                 <w:rFonts w:ascii="Avenir Next" w:hAnsi="Avenir Next" w:cs="Avenir Next" w:eastAsia="Avenir Next"/>
                 <w:i/>
                 <w:color w:val="1A1A1A"/>
-                <w:sz w:val="20"/>
+                <w:sz w:val="22"/>
                 <w:szCs w:val="20"/>
               </w:rPr>
               <w:t xml:space="preserve">y</w:t>
@@ -3714,7 +3718,7 @@
               <w:rPr>
                 <w:rFonts w:ascii="Avenir Next" w:hAnsi="Avenir Next" w:cs="Avenir Next" w:eastAsia="Avenir Next"/>
                 <w:color w:val="1A1A1A"/>
-                <w:sz w:val="20"/>
+                <w:sz w:val="22"/>
                 <w:szCs w:val="20"/>
               </w:rPr>
               <w:t xml:space="preserve"> when </w:t>
@@ -3724,7 +3728,7 @@
                 <w:rFonts w:ascii="Avenir Next" w:hAnsi="Avenir Next" w:cs="Avenir Next" w:eastAsia="Avenir Next"/>
                 <w:i/>
                 <w:color w:val="1A1A1A"/>
-                <w:sz w:val="20"/>
+                <w:sz w:val="22"/>
                 <w:szCs w:val="20"/>
               </w:rPr>
               <w:t xml:space="preserve">x</w:t>
@@ -3733,7 +3737,7 @@
               <w:rPr>
                 <w:rFonts w:ascii="Avenir Next" w:hAnsi="Avenir Next" w:cs="Avenir Next" w:eastAsia="Avenir Next"/>
                 <w:color w:val="1A1A1A"/>
-                <w:sz w:val="20"/>
+                <w:sz w:val="22"/>
                 <w:szCs w:val="20"/>
               </w:rPr>
               <w:t xml:space="preserve"> = 10.</w:t>
@@ -3741,7 +3745,7 @@
           </w:p>
           <w:p>
             <w:pPr>
-              <w:spacing w:before="0" w:after="0" w:line="60" w:lineRule="auto"/>
+              <w:spacing w:before="0" w:after="0" w:line="50" w:lineRule="exact"/>
             </w:pPr>
           </w:p>
           <w:tbl>
@@ -3810,7 +3814,7 @@
                 <w:rFonts w:ascii="Avenir Next" w:hAnsi="Avenir Next" w:cs="Avenir Next" w:eastAsia="Avenir Next"/>
                 <w:b/>
                 <w:color w:val="1A1A1A"/>
-                <w:sz w:val="18"/>
+                <w:sz w:val="22"/>
                 <w:szCs w:val="18"/>
               </w:rPr>
               <w:t xml:space="preserve">Equation; y</w:t>
@@ -3830,11 +3834,12 @@
     </w:tbl>
     <w:p>
       <w:pPr>
-        <w:spacing w:before="0" w:after="0" w:line="20" w:lineRule="exact"/>
+        <w:spacing w:before="0" w:after="0" w:line="50" w:lineRule="exact"/>
       </w:pPr>
     </w:p>
     <w:p>
       <w:pPr>
+        <w:pStyle w:val="Heading2"/>
         <w:keepNext/>
         <w:pBdr>
           <w:bottom w:val="single" w:sz="8" w:space="3" w:color="003A70"/>
@@ -3850,7 +3855,7 @@
           <w:b/>
           <w:color w:val="003A70"/>
           <w:spacing w:val="14"/>
-          <w:sz w:val="19"/>
+          <w:sz w:val="22"/>
           <w:szCs w:val="19"/>
         </w:rPr>
         <w:t xml:space="preserve">FIND THE ERROR</w:t>
@@ -3869,7 +3874,7 @@
           <w:rFonts w:ascii="Avenir Next" w:hAnsi="Avenir Next" w:cs="Avenir Next" w:eastAsia="Avenir Next"/>
           <w:i/>
           <w:color w:val="5A5F66"/>
-          <w:sz w:val="17"/>
+          <w:sz w:val="22"/>
           <w:szCs w:val="17"/>
         </w:rPr>
         <w:t xml:space="preserve">explain the mistake, then fix it</w:t>
@@ -3877,7 +3882,7 @@
     </w:p>
     <w:p>
       <w:pPr>
-        <w:spacing w:before="0" w:after="0" w:line="20" w:lineRule="exact"/>
+        <w:spacing w:before="0" w:after="0" w:line="50" w:lineRule="exact"/>
       </w:pPr>
     </w:p>
     <w:tbl>
@@ -3927,18 +3932,18 @@
                 <w:rFonts w:ascii="Avenir Next" w:hAnsi="Avenir Next" w:cs="Avenir Next" w:eastAsia="Avenir Next"/>
                 <w:b/>
                 <w:color w:val="1A1A1A"/>
+                <w:sz w:val="22"/>
+                <w:szCs w:val="20"/>
+              </w:rPr>
+              <w:t xml:space="preserve">9.</w:t>
+            </w:r>
+            <w:r>
+              <w:rPr>
+                <w:rFonts w:ascii="Avenir Next" w:hAnsi="Avenir Next" w:cs="Avenir Next" w:eastAsia="Avenir Next"/>
+                <w:color w:val="1A1A1A"/>
                 <w:sz w:val="20"/>
                 <w:szCs w:val="20"/>
               </w:rPr>
-              <w:t xml:space="preserve">9.</w:t>
-            </w:r>
-            <w:r>
-              <w:rPr>
-                <w:rFonts w:ascii="Avenir Next" w:hAnsi="Avenir Next" w:cs="Avenir Next" w:eastAsia="Avenir Next"/>
-                <w:color w:val="1A1A1A"/>
-                <w:sz w:val="20"/>
-                <w:szCs w:val="20"/>
-              </w:rPr>
               <w:tab/>
             </w:r>
             <w:r>
@@ -3946,7 +3951,7 @@
                 <w:rFonts w:ascii="Avenir Next" w:hAnsi="Avenir Next" w:cs="Avenir Next" w:eastAsia="Avenir Next"/>
                 <w:b/>
                 <w:color w:val="1A1A1A"/>
-                <w:sz w:val="20"/>
+                <w:sz w:val="22"/>
                 <w:szCs w:val="20"/>
               </w:rPr>
               <w:t xml:space="preserve">Micah’s Work.  </w:t>
@@ -3955,7 +3960,7 @@
               <w:rPr>
                 <w:rFonts w:ascii="Avenir Next" w:hAnsi="Avenir Next" w:cs="Avenir Next" w:eastAsia="Avenir Next"/>
                 <w:color w:val="1A1A1A"/>
-                <w:sz w:val="20"/>
+                <w:sz w:val="22"/>
                 <w:szCs w:val="20"/>
               </w:rPr>
               <w:t xml:space="preserve">A table shows </w:t>
@@ -3965,7 +3970,7 @@
                 <w:rFonts w:ascii="Avenir Next" w:hAnsi="Avenir Next" w:cs="Avenir Next" w:eastAsia="Avenir Next"/>
                 <w:i/>
                 <w:color w:val="1A1A1A"/>
-                <w:sz w:val="20"/>
+                <w:sz w:val="22"/>
                 <w:szCs w:val="20"/>
               </w:rPr>
               <w:t xml:space="preserve">x</w:t>
@@ -3974,7 +3979,7 @@
               <w:rPr>
                 <w:rFonts w:ascii="Avenir Next" w:hAnsi="Avenir Next" w:cs="Avenir Next" w:eastAsia="Avenir Next"/>
                 <w:color w:val="1A1A1A"/>
-                <w:sz w:val="20"/>
+                <w:sz w:val="22"/>
                 <w:szCs w:val="20"/>
               </w:rPr>
               <w:t xml:space="preserve">: 3, 6, 9 and </w:t>
@@ -3984,7 +3989,7 @@
                 <w:rFonts w:ascii="Avenir Next" w:hAnsi="Avenir Next" w:cs="Avenir Next" w:eastAsia="Avenir Next"/>
                 <w:i/>
                 <w:color w:val="1A1A1A"/>
-                <w:sz w:val="20"/>
+                <w:sz w:val="22"/>
                 <w:szCs w:val="20"/>
               </w:rPr>
               <w:t xml:space="preserve">y</w:t>
@@ -3993,7 +3998,7 @@
               <w:rPr>
                 <w:rFonts w:ascii="Avenir Next" w:hAnsi="Avenir Next" w:cs="Avenir Next" w:eastAsia="Avenir Next"/>
                 <w:color w:val="1A1A1A"/>
-                <w:sz w:val="20"/>
+                <w:sz w:val="22"/>
                 <w:szCs w:val="20"/>
               </w:rPr>
               <w:t xml:space="preserve">: 24, 48, 72. Micah wrote the equation </w:t>
@@ -4003,7 +4008,7 @@
                 <w:rFonts w:ascii="Avenir Next" w:hAnsi="Avenir Next" w:cs="Avenir Next" w:eastAsia="Avenir Next"/>
                 <w:i/>
                 <w:color w:val="1A1A1A"/>
-                <w:sz w:val="20"/>
+                <w:sz w:val="22"/>
                 <w:szCs w:val="20"/>
               </w:rPr>
               <w:t xml:space="preserve">x</w:t>
@@ -4012,7 +4017,7 @@
               <w:rPr>
                 <w:rFonts w:ascii="Avenir Next" w:hAnsi="Avenir Next" w:cs="Avenir Next" w:eastAsia="Avenir Next"/>
                 <w:color w:val="1A1A1A"/>
-                <w:sz w:val="20"/>
+                <w:sz w:val="22"/>
                 <w:szCs w:val="20"/>
               </w:rPr>
               <w:t xml:space="preserve"> = 8</w:t>
@@ -4022,7 +4027,7 @@
                 <w:rFonts w:ascii="Avenir Next" w:hAnsi="Avenir Next" w:cs="Avenir Next" w:eastAsia="Avenir Next"/>
                 <w:i/>
                 <w:color w:val="1A1A1A"/>
-                <w:sz w:val="20"/>
+                <w:sz w:val="22"/>
                 <w:szCs w:val="20"/>
               </w:rPr>
               <w:t xml:space="preserve">y</w:t>
@@ -4031,7 +4036,7 @@
               <w:rPr>
                 <w:rFonts w:ascii="Avenir Next" w:hAnsi="Avenir Next" w:cs="Avenir Next" w:eastAsia="Avenir Next"/>
                 <w:color w:val="1A1A1A"/>
-                <w:sz w:val="20"/>
+                <w:sz w:val="22"/>
                 <w:szCs w:val="20"/>
               </w:rPr>
               <w:t xml:space="preserve">. Explain his mistake and write the correct equation.</w:t>
@@ -4077,7 +4082,7 @@
                 </w:tcPr>
                 <w:p>
                   <w:pPr>
-                    <w:spacing w:before="0" w:after="0" w:line="240" w:lineRule="auto"/>
+                    <w:spacing w:before="0" w:after="0" w:line="50" w:lineRule="exact"/>
                   </w:pPr>
                 </w:p>
               </w:tc>
@@ -4097,7 +4102,7 @@
                 </w:tcPr>
                 <w:p>
                   <w:pPr>
-                    <w:spacing w:before="0" w:after="0" w:line="240" w:lineRule="auto"/>
+                    <w:spacing w:before="0" w:after="0" w:line="50" w:lineRule="exact"/>
                   </w:pPr>
                 </w:p>
               </w:tc>
@@ -4117,7 +4122,7 @@
                 </w:tcPr>
                 <w:p>
                   <w:pPr>
-                    <w:spacing w:before="0" w:after="0" w:line="240" w:lineRule="auto"/>
+                    <w:spacing w:before="0" w:after="0" w:line="50" w:lineRule="exact"/>
                   </w:pPr>
                 </w:p>
               </w:tc>
@@ -4125,7 +4130,7 @@
           </w:tbl>
           <w:p>
             <w:pPr>
-              <w:spacing w:before="0" w:after="0" w:line="24" w:lineRule="auto"/>
+              <w:spacing w:before="0" w:after="0" w:line="50" w:lineRule="exact"/>
             </w:pPr>
           </w:p>
         </w:tc>
@@ -4133,11 +4138,12 @@
     </w:tbl>
     <w:p>
       <w:pPr>
-        <w:spacing w:before="0" w:after="0" w:line="20" w:lineRule="exact"/>
+        <w:spacing w:before="0" w:after="0" w:line="50" w:lineRule="exact"/>
       </w:pPr>
     </w:p>
     <w:p>
       <w:pPr>
+        <w:pStyle w:val="Heading2"/>
         <w:keepNext/>
         <w:pBdr>
           <w:bottom w:val="single" w:sz="8" w:space="3" w:color="003A70"/>
@@ -4153,7 +4159,7 @@
           <w:b/>
           <w:color w:val="003A70"/>
           <w:spacing w:val="14"/>
-          <w:sz w:val="19"/>
+          <w:sz w:val="22"/>
           <w:szCs w:val="19"/>
         </w:rPr>
         <w:t xml:space="preserve">TEST PRACTICE</w:t>
@@ -4172,7 +4178,7 @@
           <w:rFonts w:ascii="Avenir Next" w:hAnsi="Avenir Next" w:cs="Avenir Next" w:eastAsia="Avenir Next"/>
           <w:i/>
           <w:color w:val="5A5F66"/>
-          <w:sz w:val="17"/>
+          <w:sz w:val="22"/>
           <w:szCs w:val="17"/>
         </w:rPr>
         <w:t xml:space="preserve">choose the best answer</w:t>
@@ -4180,7 +4186,7 @@
     </w:p>
     <w:p>
       <w:pPr>
-        <w:spacing w:before="0" w:after="0" w:line="20" w:lineRule="exact"/>
+        <w:spacing w:before="0" w:after="0" w:line="50" w:lineRule="exact"/>
       </w:pPr>
     </w:p>
     <w:tbl>
@@ -4230,25 +4236,25 @@
                 <w:rFonts w:ascii="Avenir Next" w:hAnsi="Avenir Next" w:cs="Avenir Next" w:eastAsia="Avenir Next"/>
                 <w:b/>
                 <w:color w:val="1A1A1A"/>
+                <w:sz w:val="22"/>
+                <w:szCs w:val="20"/>
+              </w:rPr>
+              <w:t xml:space="preserve">10.</w:t>
+            </w:r>
+            <w:r>
+              <w:rPr>
+                <w:rFonts w:ascii="Avenir Next" w:hAnsi="Avenir Next" w:cs="Avenir Next" w:eastAsia="Avenir Next"/>
+                <w:color w:val="1A1A1A"/>
                 <w:sz w:val="20"/>
                 <w:szCs w:val="20"/>
               </w:rPr>
-              <w:t xml:space="preserve">10.</w:t>
-            </w:r>
-            <w:r>
-              <w:rPr>
-                <w:rFonts w:ascii="Avenir Next" w:hAnsi="Avenir Next" w:cs="Avenir Next" w:eastAsia="Avenir Next"/>
-                <w:color w:val="1A1A1A"/>
-                <w:sz w:val="20"/>
-                <w:szCs w:val="20"/>
-              </w:rPr>
               <w:tab/>
             </w:r>
             <w:r>
               <w:rPr>
                 <w:rFonts w:ascii="Avenir Next" w:hAnsi="Avenir Next" w:cs="Avenir Next" w:eastAsia="Avenir Next"/>
                 <w:color w:val="1A1A1A"/>
-                <w:sz w:val="20"/>
+                <w:sz w:val="22"/>
                 <w:szCs w:val="20"/>
               </w:rPr>
               <w:t xml:space="preserve">For </w:t>
@@ -4258,7 +4264,7 @@
                 <w:rFonts w:ascii="Avenir Next" w:hAnsi="Avenir Next" w:cs="Avenir Next" w:eastAsia="Avenir Next"/>
                 <w:i/>
                 <w:color w:val="1A1A1A"/>
-                <w:sz w:val="20"/>
+                <w:sz w:val="22"/>
                 <w:szCs w:val="20"/>
               </w:rPr>
               <w:t xml:space="preserve">x</w:t>
@@ -4267,7 +4273,7 @@
               <w:rPr>
                 <w:rFonts w:ascii="Avenir Next" w:hAnsi="Avenir Next" w:cs="Avenir Next" w:eastAsia="Avenir Next"/>
                 <w:color w:val="1A1A1A"/>
-                <w:sz w:val="20"/>
+                <w:sz w:val="22"/>
                 <w:szCs w:val="20"/>
               </w:rPr>
               <w:t xml:space="preserve">: 1, 2, 3 and </w:t>
@@ -4277,7 +4283,7 @@
                 <w:rFonts w:ascii="Avenir Next" w:hAnsi="Avenir Next" w:cs="Avenir Next" w:eastAsia="Avenir Next"/>
                 <w:i/>
                 <w:color w:val="1A1A1A"/>
-                <w:sz w:val="20"/>
+                <w:sz w:val="22"/>
                 <w:szCs w:val="20"/>
               </w:rPr>
               <w:t xml:space="preserve">y</w:t>
@@ -4286,7 +4292,7 @@
               <w:rPr>
                 <w:rFonts w:ascii="Avenir Next" w:hAnsi="Avenir Next" w:cs="Avenir Next" w:eastAsia="Avenir Next"/>
                 <w:color w:val="1A1A1A"/>
-                <w:sz w:val="20"/>
+                <w:sz w:val="22"/>
                 <w:szCs w:val="20"/>
               </w:rPr>
               <w:t xml:space="preserve">: 12, 24, 36, the equation is —</w:t>
@@ -4342,18 +4348,18 @@
                       <w:rFonts w:ascii="Avenir Next" w:hAnsi="Avenir Next" w:cs="Avenir Next" w:eastAsia="Avenir Next"/>
                       <w:b/>
                       <w:color w:val="003A70"/>
+                      <w:sz w:val="22"/>
+                      <w:szCs w:val="19"/>
+                    </w:rPr>
+                    <w:t xml:space="preserve">A</w:t>
+                  </w:r>
+                  <w:r>
+                    <w:rPr>
+                      <w:rFonts w:ascii="Avenir Next" w:hAnsi="Avenir Next" w:cs="Avenir Next" w:eastAsia="Avenir Next"/>
+                      <w:color w:val="1A1A1A"/>
                       <w:sz w:val="19"/>
                       <w:szCs w:val="19"/>
                     </w:rPr>
-                    <w:t xml:space="preserve">A</w:t>
-                  </w:r>
-                  <w:r>
-                    <w:rPr>
-                      <w:rFonts w:ascii="Avenir Next" w:hAnsi="Avenir Next" w:cs="Avenir Next" w:eastAsia="Avenir Next"/>
-                      <w:color w:val="1A1A1A"/>
-                      <w:sz w:val="19"/>
-                      <w:szCs w:val="19"/>
-                    </w:rPr>
                     <w:tab/>
                   </w:r>
                   <w:r>
@@ -4361,7 +4367,7 @@
                       <w:rFonts w:ascii="Avenir Next" w:hAnsi="Avenir Next" w:cs="Avenir Next" w:eastAsia="Avenir Next"/>
                       <w:i/>
                       <w:color w:val="1A1A1A"/>
-                      <w:sz w:val="19"/>
+                      <w:sz w:val="22"/>
                       <w:szCs w:val="19"/>
                     </w:rPr>
                     <w:t xml:space="preserve">y</w:t>
@@ -4370,7 +4376,7 @@
                     <w:rPr>
                       <w:rFonts w:ascii="Avenir Next" w:hAnsi="Avenir Next" w:cs="Avenir Next" w:eastAsia="Avenir Next"/>
                       <w:color w:val="1A1A1A"/>
-                      <w:sz w:val="19"/>
+                      <w:sz w:val="22"/>
                       <w:szCs w:val="19"/>
                     </w:rPr>
                     <w:t xml:space="preserve"> = </w:t>
@@ -4380,7 +4386,7 @@
                       <w:rFonts w:ascii="Avenir Next" w:hAnsi="Avenir Next" w:cs="Avenir Next" w:eastAsia="Avenir Next"/>
                       <w:i/>
                       <w:color w:val="1A1A1A"/>
-                      <w:sz w:val="19"/>
+                      <w:sz w:val="22"/>
                       <w:szCs w:val="19"/>
                     </w:rPr>
                     <w:t xml:space="preserve">x</w:t>
@@ -4389,7 +4395,7 @@
                     <w:rPr>
                       <w:rFonts w:ascii="Avenir Next" w:hAnsi="Avenir Next" w:cs="Avenir Next" w:eastAsia="Avenir Next"/>
                       <w:color w:val="1A1A1A"/>
-                      <w:sz w:val="19"/>
+                      <w:sz w:val="22"/>
                       <w:szCs w:val="19"/>
                     </w:rPr>
                     <w:t xml:space="preserve"> + 11</w:t>
@@ -4414,18 +4420,18 @@
                       <w:rFonts w:ascii="Avenir Next" w:hAnsi="Avenir Next" w:cs="Avenir Next" w:eastAsia="Avenir Next"/>
                       <w:b/>
                       <w:color w:val="003A70"/>
+                      <w:sz w:val="22"/>
+                      <w:szCs w:val="19"/>
+                    </w:rPr>
+                    <w:t xml:space="preserve">B</w:t>
+                  </w:r>
+                  <w:r>
+                    <w:rPr>
+                      <w:rFonts w:ascii="Avenir Next" w:hAnsi="Avenir Next" w:cs="Avenir Next" w:eastAsia="Avenir Next"/>
+                      <w:color w:val="1A1A1A"/>
                       <w:sz w:val="19"/>
                       <w:szCs w:val="19"/>
                     </w:rPr>
-                    <w:t xml:space="preserve">B</w:t>
-                  </w:r>
-                  <w:r>
-                    <w:rPr>
-                      <w:rFonts w:ascii="Avenir Next" w:hAnsi="Avenir Next" w:cs="Avenir Next" w:eastAsia="Avenir Next"/>
-                      <w:color w:val="1A1A1A"/>
-                      <w:sz w:val="19"/>
-                      <w:szCs w:val="19"/>
-                    </w:rPr>
                     <w:tab/>
                   </w:r>
                   <w:r>
@@ -4433,7 +4439,7 @@
                       <w:rFonts w:ascii="Avenir Next" w:hAnsi="Avenir Next" w:cs="Avenir Next" w:eastAsia="Avenir Next"/>
                       <w:i/>
                       <w:color w:val="1A1A1A"/>
-                      <w:sz w:val="19"/>
+                      <w:sz w:val="22"/>
                       <w:szCs w:val="19"/>
                     </w:rPr>
                     <w:t xml:space="preserve">x</w:t>
@@ -4442,7 +4448,7 @@
                     <w:rPr>
                       <w:rFonts w:ascii="Avenir Next" w:hAnsi="Avenir Next" w:cs="Avenir Next" w:eastAsia="Avenir Next"/>
                       <w:color w:val="1A1A1A"/>
-                      <w:sz w:val="19"/>
+                      <w:sz w:val="22"/>
                       <w:szCs w:val="19"/>
                     </w:rPr>
                     <w:t xml:space="preserve"> = 12</w:t>
@@ -4452,7 +4458,7 @@
                       <w:rFonts w:ascii="Avenir Next" w:hAnsi="Avenir Next" w:cs="Avenir Next" w:eastAsia="Avenir Next"/>
                       <w:i/>
                       <w:color w:val="1A1A1A"/>
-                      <w:sz w:val="19"/>
+                      <w:sz w:val="22"/>
                       <w:szCs w:val="19"/>
                     </w:rPr>
                     <w:t xml:space="preserve">y</w:t>
@@ -4477,18 +4483,18 @@
                       <w:rFonts w:ascii="Avenir Next" w:hAnsi="Avenir Next" w:cs="Avenir Next" w:eastAsia="Avenir Next"/>
                       <w:b/>
                       <w:color w:val="003A70"/>
+                      <w:sz w:val="22"/>
+                      <w:szCs w:val="19"/>
+                    </w:rPr>
+                    <w:t xml:space="preserve">C</w:t>
+                  </w:r>
+                  <w:r>
+                    <w:rPr>
+                      <w:rFonts w:ascii="Avenir Next" w:hAnsi="Avenir Next" w:cs="Avenir Next" w:eastAsia="Avenir Next"/>
+                      <w:color w:val="1A1A1A"/>
                       <w:sz w:val="19"/>
                       <w:szCs w:val="19"/>
                     </w:rPr>
-                    <w:t xml:space="preserve">C</w:t>
-                  </w:r>
-                  <w:r>
-                    <w:rPr>
-                      <w:rFonts w:ascii="Avenir Next" w:hAnsi="Avenir Next" w:cs="Avenir Next" w:eastAsia="Avenir Next"/>
-                      <w:color w:val="1A1A1A"/>
-                      <w:sz w:val="19"/>
-                      <w:szCs w:val="19"/>
-                    </w:rPr>
                     <w:tab/>
                   </w:r>
                   <w:r>
@@ -4496,7 +4502,7 @@
                       <w:rFonts w:ascii="Avenir Next" w:hAnsi="Avenir Next" w:cs="Avenir Next" w:eastAsia="Avenir Next"/>
                       <w:i/>
                       <w:color w:val="1A1A1A"/>
-                      <w:sz w:val="19"/>
+                      <w:sz w:val="22"/>
                       <w:szCs w:val="19"/>
                     </w:rPr>
                     <w:t xml:space="preserve">y</w:t>
@@ -4505,7 +4511,7 @@
                     <w:rPr>
                       <w:rFonts w:ascii="Avenir Next" w:hAnsi="Avenir Next" w:cs="Avenir Next" w:eastAsia="Avenir Next"/>
                       <w:color w:val="1A1A1A"/>
-                      <w:sz w:val="19"/>
+                      <w:sz w:val="22"/>
                       <w:szCs w:val="19"/>
                     </w:rPr>
                     <w:t xml:space="preserve"> = 12</w:t>
@@ -4515,7 +4521,7 @@
                       <w:rFonts w:ascii="Avenir Next" w:hAnsi="Avenir Next" w:cs="Avenir Next" w:eastAsia="Avenir Next"/>
                       <w:i/>
                       <w:color w:val="1A1A1A"/>
-                      <w:sz w:val="19"/>
+                      <w:sz w:val="22"/>
                       <w:szCs w:val="19"/>
                     </w:rPr>
                     <w:t xml:space="preserve">x</w:t>
@@ -4540,18 +4546,18 @@
                       <w:rFonts w:ascii="Avenir Next" w:hAnsi="Avenir Next" w:cs="Avenir Next" w:eastAsia="Avenir Next"/>
                       <w:b/>
                       <w:color w:val="003A70"/>
+                      <w:sz w:val="22"/>
+                      <w:szCs w:val="19"/>
+                    </w:rPr>
+                    <w:t xml:space="preserve">D</w:t>
+                  </w:r>
+                  <w:r>
+                    <w:rPr>
+                      <w:rFonts w:ascii="Avenir Next" w:hAnsi="Avenir Next" w:cs="Avenir Next" w:eastAsia="Avenir Next"/>
+                      <w:color w:val="1A1A1A"/>
                       <w:sz w:val="19"/>
                       <w:szCs w:val="19"/>
                     </w:rPr>
-                    <w:t xml:space="preserve">D</w:t>
-                  </w:r>
-                  <w:r>
-                    <w:rPr>
-                      <w:rFonts w:ascii="Avenir Next" w:hAnsi="Avenir Next" w:cs="Avenir Next" w:eastAsia="Avenir Next"/>
-                      <w:color w:val="1A1A1A"/>
-                      <w:sz w:val="19"/>
-                      <w:szCs w:val="19"/>
-                    </w:rPr>
                     <w:tab/>
                   </w:r>
                   <w:r>
@@ -4559,7 +4565,7 @@
                       <w:rFonts w:ascii="Avenir Next" w:hAnsi="Avenir Next" w:cs="Avenir Next" w:eastAsia="Avenir Next"/>
                       <w:i/>
                       <w:color w:val="1A1A1A"/>
-                      <w:sz w:val="19"/>
+                      <w:sz w:val="22"/>
                       <w:szCs w:val="19"/>
                     </w:rPr>
                     <w:t xml:space="preserve">y</w:t>
@@ -4568,7 +4574,7 @@
                     <w:rPr>
                       <w:rFonts w:ascii="Avenir Next" w:hAnsi="Avenir Next" w:cs="Avenir Next" w:eastAsia="Avenir Next"/>
                       <w:color w:val="1A1A1A"/>
-                      <w:sz w:val="19"/>
+                      <w:sz w:val="22"/>
                       <w:szCs w:val="19"/>
                     </w:rPr>
                     <w:t xml:space="preserve"> = 13</w:t>
@@ -4578,7 +4584,7 @@
                       <w:rFonts w:ascii="Avenir Next" w:hAnsi="Avenir Next" w:cs="Avenir Next" w:eastAsia="Avenir Next"/>
                       <w:i/>
                       <w:color w:val="1A1A1A"/>
-                      <w:sz w:val="19"/>
+                      <w:sz w:val="22"/>
                       <w:szCs w:val="19"/>
                     </w:rPr>
                     <w:t xml:space="preserve">x</w:t>
@@ -4589,7 +4595,7 @@
           </w:tbl>
           <w:p>
             <w:pPr>
-              <w:spacing w:before="0" w:after="0" w:line="24" w:lineRule="auto"/>
+              <w:spacing w:before="0" w:after="0" w:line="50" w:lineRule="exact"/>
             </w:pPr>
           </w:p>
         </w:tc>
@@ -4597,12 +4603,12 @@
     </w:tbl>
     <w:p>
       <w:pPr>
-        <w:spacing w:before="0" w:after="0" w:line="20" w:lineRule="exact"/>
+        <w:spacing w:before="0" w:after="0" w:line="50" w:lineRule="exact"/>
       </w:pPr>
     </w:p>
     <w:p>
       <w:pPr>
-        <w:spacing w:before="0" w:after="0" w:line="20" w:lineRule="exact"/>
+        <w:spacing w:before="0" w:after="0" w:line="50" w:lineRule="exact"/>
       </w:pPr>
     </w:p>
     <w:tbl>
@@ -4652,25 +4658,25 @@
                 <w:rFonts w:ascii="Avenir Next" w:hAnsi="Avenir Next" w:cs="Avenir Next" w:eastAsia="Avenir Next"/>
                 <w:b/>
                 <w:color w:val="1A1A1A"/>
+                <w:sz w:val="22"/>
+                <w:szCs w:val="20"/>
+              </w:rPr>
+              <w:t xml:space="preserve">11.</w:t>
+            </w:r>
+            <w:r>
+              <w:rPr>
+                <w:rFonts w:ascii="Avenir Next" w:hAnsi="Avenir Next" w:cs="Avenir Next" w:eastAsia="Avenir Next"/>
+                <w:color w:val="1A1A1A"/>
                 <w:sz w:val="20"/>
                 <w:szCs w:val="20"/>
               </w:rPr>
-              <w:t xml:space="preserve">11.</w:t>
-            </w:r>
-            <w:r>
-              <w:rPr>
-                <w:rFonts w:ascii="Avenir Next" w:hAnsi="Avenir Next" w:cs="Avenir Next" w:eastAsia="Avenir Next"/>
-                <w:color w:val="1A1A1A"/>
-                <w:sz w:val="20"/>
-                <w:szCs w:val="20"/>
-              </w:rPr>
               <w:tab/>
             </w:r>
             <w:r>
               <w:rPr>
                 <w:rFonts w:ascii="Avenir Next" w:hAnsi="Avenir Next" w:cs="Avenir Next" w:eastAsia="Avenir Next"/>
                 <w:color w:val="1A1A1A"/>
-                <w:sz w:val="20"/>
+                <w:sz w:val="22"/>
                 <w:szCs w:val="20"/>
               </w:rPr>
               <w:t xml:space="preserve">For </w:t>
@@ -4680,7 +4686,7 @@
                 <w:rFonts w:ascii="Avenir Next" w:hAnsi="Avenir Next" w:cs="Avenir Next" w:eastAsia="Avenir Next"/>
                 <w:i/>
                 <w:color w:val="1A1A1A"/>
-                <w:sz w:val="20"/>
+                <w:sz w:val="22"/>
                 <w:szCs w:val="20"/>
               </w:rPr>
               <w:t xml:space="preserve">x</w:t>
@@ -4689,7 +4695,7 @@
               <w:rPr>
                 <w:rFonts w:ascii="Avenir Next" w:hAnsi="Avenir Next" w:cs="Avenir Next" w:eastAsia="Avenir Next"/>
                 <w:color w:val="1A1A1A"/>
-                <w:sz w:val="20"/>
+                <w:sz w:val="22"/>
                 <w:szCs w:val="20"/>
               </w:rPr>
               <w:t xml:space="preserve">: 1, 2, 3 and </w:t>
@@ -4699,7 +4705,7 @@
                 <w:rFonts w:ascii="Avenir Next" w:hAnsi="Avenir Next" w:cs="Avenir Next" w:eastAsia="Avenir Next"/>
                 <w:i/>
                 <w:color w:val="1A1A1A"/>
-                <w:sz w:val="20"/>
+                <w:sz w:val="22"/>
                 <w:szCs w:val="20"/>
               </w:rPr>
               <w:t xml:space="preserve">y</w:t>
@@ -4708,7 +4714,7 @@
               <w:rPr>
                 <w:rFonts w:ascii="Avenir Next" w:hAnsi="Avenir Next" w:cs="Avenir Next" w:eastAsia="Avenir Next"/>
                 <w:color w:val="1A1A1A"/>
-                <w:sz w:val="20"/>
+                <w:sz w:val="22"/>
                 <w:szCs w:val="20"/>
               </w:rPr>
               <w:t xml:space="preserve">: 7, 9, 11, the equation is —</w:t>
@@ -4764,18 +4770,18 @@
                       <w:rFonts w:ascii="Avenir Next" w:hAnsi="Avenir Next" w:cs="Avenir Next" w:eastAsia="Avenir Next"/>
                       <w:b/>
                       <w:color w:val="003A70"/>
+                      <w:sz w:val="22"/>
+                      <w:szCs w:val="19"/>
+                    </w:rPr>
+                    <w:t xml:space="preserve">A</w:t>
+                  </w:r>
+                  <w:r>
+                    <w:rPr>
+                      <w:rFonts w:ascii="Avenir Next" w:hAnsi="Avenir Next" w:cs="Avenir Next" w:eastAsia="Avenir Next"/>
+                      <w:color w:val="1A1A1A"/>
                       <w:sz w:val="19"/>
                       <w:szCs w:val="19"/>
                     </w:rPr>
-                    <w:t xml:space="preserve">A</w:t>
-                  </w:r>
-                  <w:r>
-                    <w:rPr>
-                      <w:rFonts w:ascii="Avenir Next" w:hAnsi="Avenir Next" w:cs="Avenir Next" w:eastAsia="Avenir Next"/>
-                      <w:color w:val="1A1A1A"/>
-                      <w:sz w:val="19"/>
-                      <w:szCs w:val="19"/>
-                    </w:rPr>
                     <w:tab/>
                   </w:r>
                   <w:r>
@@ -4783,7 +4789,7 @@
                       <w:rFonts w:ascii="Avenir Next" w:hAnsi="Avenir Next" w:cs="Avenir Next" w:eastAsia="Avenir Next"/>
                       <w:i/>
                       <w:color w:val="1A1A1A"/>
-                      <w:sz w:val="19"/>
+                      <w:sz w:val="22"/>
                       <w:szCs w:val="19"/>
                     </w:rPr>
                     <w:t xml:space="preserve">y</w:t>
@@ -4792,7 +4798,7 @@
                     <w:rPr>
                       <w:rFonts w:ascii="Avenir Next" w:hAnsi="Avenir Next" w:cs="Avenir Next" w:eastAsia="Avenir Next"/>
                       <w:color w:val="1A1A1A"/>
-                      <w:sz w:val="19"/>
+                      <w:sz w:val="22"/>
                       <w:szCs w:val="19"/>
                     </w:rPr>
                     <w:t xml:space="preserve"> = 2</w:t>
@@ -4802,7 +4808,7 @@
                       <w:rFonts w:ascii="Avenir Next" w:hAnsi="Avenir Next" w:cs="Avenir Next" w:eastAsia="Avenir Next"/>
                       <w:i/>
                       <w:color w:val="1A1A1A"/>
-                      <w:sz w:val="19"/>
+                      <w:sz w:val="22"/>
                       <w:szCs w:val="19"/>
                     </w:rPr>
                     <w:t xml:space="preserve">x</w:t>
@@ -4811,7 +4817,7 @@
                     <w:rPr>
                       <w:rFonts w:ascii="Avenir Next" w:hAnsi="Avenir Next" w:cs="Avenir Next" w:eastAsia="Avenir Next"/>
                       <w:color w:val="1A1A1A"/>
-                      <w:sz w:val="19"/>
+                      <w:sz w:val="22"/>
                       <w:szCs w:val="19"/>
                     </w:rPr>
                     <w:t xml:space="preserve"> + 5</w:t>
@@ -4836,18 +4842,18 @@
                       <w:rFonts w:ascii="Avenir Next" w:hAnsi="Avenir Next" w:cs="Avenir Next" w:eastAsia="Avenir Next"/>
                       <w:b/>
                       <w:color w:val="003A70"/>
+                      <w:sz w:val="22"/>
+                      <w:szCs w:val="19"/>
+                    </w:rPr>
+                    <w:t xml:space="preserve">B</w:t>
+                  </w:r>
+                  <w:r>
+                    <w:rPr>
+                      <w:rFonts w:ascii="Avenir Next" w:hAnsi="Avenir Next" w:cs="Avenir Next" w:eastAsia="Avenir Next"/>
+                      <w:color w:val="1A1A1A"/>
                       <w:sz w:val="19"/>
                       <w:szCs w:val="19"/>
                     </w:rPr>
-                    <w:t xml:space="preserve">B</w:t>
-                  </w:r>
-                  <w:r>
-                    <w:rPr>
-                      <w:rFonts w:ascii="Avenir Next" w:hAnsi="Avenir Next" w:cs="Avenir Next" w:eastAsia="Avenir Next"/>
-                      <w:color w:val="1A1A1A"/>
-                      <w:sz w:val="19"/>
-                      <w:szCs w:val="19"/>
-                    </w:rPr>
                     <w:tab/>
                   </w:r>
                   <w:r>
@@ -4855,7 +4861,7 @@
                       <w:rFonts w:ascii="Avenir Next" w:hAnsi="Avenir Next" w:cs="Avenir Next" w:eastAsia="Avenir Next"/>
                       <w:i/>
                       <w:color w:val="1A1A1A"/>
-                      <w:sz w:val="19"/>
+                      <w:sz w:val="22"/>
                       <w:szCs w:val="19"/>
                     </w:rPr>
                     <w:t xml:space="preserve">y</w:t>
@@ -4864,7 +4870,7 @@
                     <w:rPr>
                       <w:rFonts w:ascii="Avenir Next" w:hAnsi="Avenir Next" w:cs="Avenir Next" w:eastAsia="Avenir Next"/>
                       <w:color w:val="1A1A1A"/>
-                      <w:sz w:val="19"/>
+                      <w:sz w:val="22"/>
                       <w:szCs w:val="19"/>
                     </w:rPr>
                     <w:t xml:space="preserve"> = 7</w:t>
@@ -4874,7 +4880,7 @@
                       <w:rFonts w:ascii="Avenir Next" w:hAnsi="Avenir Next" w:cs="Avenir Next" w:eastAsia="Avenir Next"/>
                       <w:i/>
                       <w:color w:val="1A1A1A"/>
-                      <w:sz w:val="19"/>
+                      <w:sz w:val="22"/>
                       <w:szCs w:val="19"/>
                     </w:rPr>
                     <w:t xml:space="preserve">x</w:t>
@@ -4899,18 +4905,18 @@
                       <w:rFonts w:ascii="Avenir Next" w:hAnsi="Avenir Next" w:cs="Avenir Next" w:eastAsia="Avenir Next"/>
                       <w:b/>
                       <w:color w:val="003A70"/>
+                      <w:sz w:val="22"/>
+                      <w:szCs w:val="19"/>
+                    </w:rPr>
+                    <w:t xml:space="preserve">C</w:t>
+                  </w:r>
+                  <w:r>
+                    <w:rPr>
+                      <w:rFonts w:ascii="Avenir Next" w:hAnsi="Avenir Next" w:cs="Avenir Next" w:eastAsia="Avenir Next"/>
+                      <w:color w:val="1A1A1A"/>
                       <w:sz w:val="19"/>
                       <w:szCs w:val="19"/>
                     </w:rPr>
-                    <w:t xml:space="preserve">C</w:t>
-                  </w:r>
-                  <w:r>
-                    <w:rPr>
-                      <w:rFonts w:ascii="Avenir Next" w:hAnsi="Avenir Next" w:cs="Avenir Next" w:eastAsia="Avenir Next"/>
-                      <w:color w:val="1A1A1A"/>
-                      <w:sz w:val="19"/>
-                      <w:szCs w:val="19"/>
-                    </w:rPr>
                     <w:tab/>
                   </w:r>
                   <w:r>
@@ -4918,7 +4924,7 @@
                       <w:rFonts w:ascii="Avenir Next" w:hAnsi="Avenir Next" w:cs="Avenir Next" w:eastAsia="Avenir Next"/>
                       <w:i/>
                       <w:color w:val="1A1A1A"/>
-                      <w:sz w:val="19"/>
+                      <w:sz w:val="22"/>
                       <w:szCs w:val="19"/>
                     </w:rPr>
                     <w:t xml:space="preserve">y</w:t>
@@ -4927,7 +4933,7 @@
                     <w:rPr>
                       <w:rFonts w:ascii="Avenir Next" w:hAnsi="Avenir Next" w:cs="Avenir Next" w:eastAsia="Avenir Next"/>
                       <w:color w:val="1A1A1A"/>
-                      <w:sz w:val="19"/>
+                      <w:sz w:val="22"/>
                       <w:szCs w:val="19"/>
                     </w:rPr>
                     <w:t xml:space="preserve"> = </w:t>
@@ -4937,7 +4943,7 @@
                       <w:rFonts w:ascii="Avenir Next" w:hAnsi="Avenir Next" w:cs="Avenir Next" w:eastAsia="Avenir Next"/>
                       <w:i/>
                       <w:color w:val="1A1A1A"/>
-                      <w:sz w:val="19"/>
+                      <w:sz w:val="22"/>
                       <w:szCs w:val="19"/>
                     </w:rPr>
                     <w:t xml:space="preserve">x</w:t>
@@ -4946,7 +4952,7 @@
                     <w:rPr>
                       <w:rFonts w:ascii="Avenir Next" w:hAnsi="Avenir Next" w:cs="Avenir Next" w:eastAsia="Avenir Next"/>
                       <w:color w:val="1A1A1A"/>
-                      <w:sz w:val="19"/>
+                      <w:sz w:val="22"/>
                       <w:szCs w:val="19"/>
                     </w:rPr>
                     <w:t xml:space="preserve"> + 6</w:t>
@@ -4971,18 +4977,18 @@
                       <w:rFonts w:ascii="Avenir Next" w:hAnsi="Avenir Next" w:cs="Avenir Next" w:eastAsia="Avenir Next"/>
                       <w:b/>
                       <w:color w:val="003A70"/>
+                      <w:sz w:val="22"/>
+                      <w:szCs w:val="19"/>
+                    </w:rPr>
+                    <w:t xml:space="preserve">D</w:t>
+                  </w:r>
+                  <w:r>
+                    <w:rPr>
+                      <w:rFonts w:ascii="Avenir Next" w:hAnsi="Avenir Next" w:cs="Avenir Next" w:eastAsia="Avenir Next"/>
+                      <w:color w:val="1A1A1A"/>
                       <w:sz w:val="19"/>
                       <w:szCs w:val="19"/>
                     </w:rPr>
-                    <w:t xml:space="preserve">D</w:t>
-                  </w:r>
-                  <w:r>
-                    <w:rPr>
-                      <w:rFonts w:ascii="Avenir Next" w:hAnsi="Avenir Next" w:cs="Avenir Next" w:eastAsia="Avenir Next"/>
-                      <w:color w:val="1A1A1A"/>
-                      <w:sz w:val="19"/>
-                      <w:szCs w:val="19"/>
-                    </w:rPr>
                     <w:tab/>
                   </w:r>
                   <w:r>
@@ -4990,7 +4996,7 @@
                       <w:rFonts w:ascii="Avenir Next" w:hAnsi="Avenir Next" w:cs="Avenir Next" w:eastAsia="Avenir Next"/>
                       <w:i/>
                       <w:color w:val="1A1A1A"/>
-                      <w:sz w:val="19"/>
+                      <w:sz w:val="22"/>
                       <w:szCs w:val="19"/>
                     </w:rPr>
                     <w:t xml:space="preserve">y</w:t>
@@ -4999,7 +5005,7 @@
                     <w:rPr>
                       <w:rFonts w:ascii="Avenir Next" w:hAnsi="Avenir Next" w:cs="Avenir Next" w:eastAsia="Avenir Next"/>
                       <w:color w:val="1A1A1A"/>
-                      <w:sz w:val="19"/>
+                      <w:sz w:val="22"/>
                       <w:szCs w:val="19"/>
                     </w:rPr>
                     <w:t xml:space="preserve"> = 2</w:t>
@@ -5009,7 +5015,7 @@
                       <w:rFonts w:ascii="Avenir Next" w:hAnsi="Avenir Next" w:cs="Avenir Next" w:eastAsia="Avenir Next"/>
                       <w:i/>
                       <w:color w:val="1A1A1A"/>
-                      <w:sz w:val="19"/>
+                      <w:sz w:val="22"/>
                       <w:szCs w:val="19"/>
                     </w:rPr>
                     <w:t xml:space="preserve">x</w:t>
@@ -5020,7 +5026,7 @@
           </w:tbl>
           <w:p>
             <w:pPr>
-              <w:spacing w:before="0" w:after="0" w:line="24" w:lineRule="auto"/>
+              <w:spacing w:before="0" w:after="0" w:line="50" w:lineRule="exact"/>
             </w:pPr>
           </w:p>
         </w:tc>
@@ -5028,11 +5034,12 @@
     </w:tbl>
     <w:p>
       <w:pPr>
-        <w:spacing w:before="0" w:after="0" w:line="20" w:lineRule="exact"/>
+        <w:spacing w:before="0" w:after="0" w:line="50" w:lineRule="exact"/>
       </w:pPr>
     </w:p>
     <w:p>
       <w:pPr>
+        <w:pStyle w:val="Heading2"/>
         <w:keepNext/>
         <w:pBdr>
           <w:bottom w:val="single" w:sz="8" w:space="3" w:color="003A70"/>
@@ -5048,7 +5055,7 @@
           <w:b/>
           <w:color w:val="003A70"/>
           <w:spacing w:val="14"/>
-          <w:sz w:val="19"/>
+          <w:sz w:val="22"/>
           <w:szCs w:val="19"/>
         </w:rPr>
         <w:t xml:space="preserve">SELF-CHECK CODE</w:t>
@@ -5067,7 +5074,7 @@
           <w:rFonts w:ascii="Avenir Next" w:hAnsi="Avenir Next" w:cs="Avenir Next" w:eastAsia="Avenir Next"/>
           <w:i/>
           <w:color w:val="5A5F66"/>
-          <w:sz w:val="17"/>
+          <w:sz w:val="22"/>
           <w:szCs w:val="17"/>
         </w:rPr>
         <w:t xml:space="preserve">find your answer · copy its letter into that problem’s box · spell a math word</w:t>
@@ -5125,7 +5132,7 @@
                 <w:rFonts w:ascii="Avenir Next" w:hAnsi="Avenir Next" w:cs="Avenir Next" w:eastAsia="Avenir Next"/>
                 <w:b/>
                 <w:color w:val="1A1A1A"/>
-                <w:sz w:val="18"/>
+                <w:sz w:val="22"/>
                 <w:szCs w:val="18"/>
               </w:rPr>
               <w:t xml:space="preserve">x = 9y</w:t>
@@ -5141,7 +5148,7 @@
                 <w:rFonts w:ascii="Avenir Next" w:hAnsi="Avenir Next" w:cs="Avenir Next" w:eastAsia="Avenir Next"/>
                 <w:b/>
                 <w:color w:val="003A70"/>
-                <w:sz w:val="18"/>
+                <w:sz w:val="22"/>
                 <w:szCs w:val="18"/>
               </w:rPr>
               <w:t xml:space="preserve">Q</w:t>
@@ -5164,7 +5171,7 @@
                 <w:rFonts w:ascii="Avenir Next" w:hAnsi="Avenir Next" w:cs="Avenir Next" w:eastAsia="Avenir Next"/>
                 <w:b/>
                 <w:color w:val="1A1A1A"/>
-                <w:sz w:val="18"/>
+                <w:sz w:val="22"/>
                 <w:szCs w:val="18"/>
               </w:rPr>
               <w:t xml:space="preserve">y = 8x</w:t>
@@ -5180,7 +5187,7 @@
                 <w:rFonts w:ascii="Avenir Next" w:hAnsi="Avenir Next" w:cs="Avenir Next" w:eastAsia="Avenir Next"/>
                 <w:b/>
                 <w:color w:val="003A70"/>
-                <w:sz w:val="18"/>
+                <w:sz w:val="22"/>
                 <w:szCs w:val="18"/>
               </w:rPr>
               <w:t xml:space="preserve">E</w:t>
@@ -5203,7 +5210,7 @@
                 <w:rFonts w:ascii="Avenir Next" w:hAnsi="Avenir Next" w:cs="Avenir Next" w:eastAsia="Avenir Next"/>
                 <w:b/>
                 <w:color w:val="1A1A1A"/>
-                <w:sz w:val="18"/>
+                <w:sz w:val="22"/>
                 <w:szCs w:val="18"/>
               </w:rPr>
               <w:t xml:space="preserve">y = 6x</w:t>
@@ -5219,7 +5226,7 @@
                 <w:rFonts w:ascii="Avenir Next" w:hAnsi="Avenir Next" w:cs="Avenir Next" w:eastAsia="Avenir Next"/>
                 <w:b/>
                 <w:color w:val="003A70"/>
-                <w:sz w:val="18"/>
+                <w:sz w:val="22"/>
                 <w:szCs w:val="18"/>
               </w:rPr>
               <w:t xml:space="preserve">S</w:t>
@@ -5242,7 +5249,7 @@
                 <w:rFonts w:ascii="Avenir Next" w:hAnsi="Avenir Next" w:cs="Avenir Next" w:eastAsia="Avenir Next"/>
                 <w:b/>
                 <w:color w:val="1A1A1A"/>
-                <w:sz w:val="18"/>
+                <w:sz w:val="22"/>
                 <w:szCs w:val="18"/>
               </w:rPr>
               <w:t xml:space="preserve">39</w:t>
@@ -5258,7 +5265,7 @@
                 <w:rFonts w:ascii="Avenir Next" w:hAnsi="Avenir Next" w:cs="Avenir Next" w:eastAsia="Avenir Next"/>
                 <w:b/>
                 <w:color w:val="003A70"/>
-                <w:sz w:val="18"/>
+                <w:sz w:val="22"/>
                 <w:szCs w:val="18"/>
               </w:rPr>
               <w:t xml:space="preserve">X</w:t>
@@ -5281,7 +5288,7 @@
                 <w:rFonts w:ascii="Avenir Next" w:hAnsi="Avenir Next" w:cs="Avenir Next" w:eastAsia="Avenir Next"/>
                 <w:b/>
                 <w:color w:val="1A1A1A"/>
-                <w:sz w:val="18"/>
+                <w:sz w:val="22"/>
                 <w:szCs w:val="18"/>
               </w:rPr>
               <w:t xml:space="preserve">77</w:t>
@@ -5297,7 +5304,7 @@
                 <w:rFonts w:ascii="Avenir Next" w:hAnsi="Avenir Next" w:cs="Avenir Next" w:eastAsia="Avenir Next"/>
                 <w:b/>
                 <w:color w:val="003A70"/>
-                <w:sz w:val="18"/>
+                <w:sz w:val="22"/>
                 <w:szCs w:val="18"/>
               </w:rPr>
               <w:t xml:space="preserve">A</w:t>
@@ -5320,7 +5327,7 @@
                 <w:rFonts w:ascii="Avenir Next" w:hAnsi="Avenir Next" w:cs="Avenir Next" w:eastAsia="Avenir Next"/>
                 <w:b/>
                 <w:color w:val="1A1A1A"/>
-                <w:sz w:val="18"/>
+                <w:sz w:val="22"/>
                 <w:szCs w:val="18"/>
               </w:rPr>
               <w:t xml:space="preserve">17</w:t>
@@ -5336,7 +5343,7 @@
                 <w:rFonts w:ascii="Avenir Next" w:hAnsi="Avenir Next" w:cs="Avenir Next" w:eastAsia="Avenir Next"/>
                 <w:b/>
                 <w:color w:val="003A70"/>
-                <w:sz w:val="18"/>
+                <w:sz w:val="22"/>
                 <w:szCs w:val="18"/>
               </w:rPr>
               <w:t xml:space="preserve">Z</w:t>
@@ -5359,7 +5366,7 @@
                 <w:rFonts w:ascii="Avenir Next" w:hAnsi="Avenir Next" w:cs="Avenir Next" w:eastAsia="Avenir Next"/>
                 <w:b/>
                 <w:color w:val="1A1A1A"/>
-                <w:sz w:val="18"/>
+                <w:sz w:val="22"/>
                 <w:szCs w:val="18"/>
               </w:rPr>
               <w:t xml:space="preserve">84</w:t>
@@ -5375,7 +5382,7 @@
                 <w:rFonts w:ascii="Avenir Next" w:hAnsi="Avenir Next" w:cs="Avenir Next" w:eastAsia="Avenir Next"/>
                 <w:b/>
                 <w:color w:val="003A70"/>
-                <w:sz w:val="18"/>
+                <w:sz w:val="22"/>
                 <w:szCs w:val="18"/>
               </w:rPr>
               <w:t xml:space="preserve">U</w:t>
@@ -5398,7 +5405,7 @@
                 <w:rFonts w:ascii="Avenir Next" w:hAnsi="Avenir Next" w:cs="Avenir Next" w:eastAsia="Avenir Next"/>
                 <w:b/>
                 <w:color w:val="1A1A1A"/>
-                <w:sz w:val="18"/>
+                <w:sz w:val="22"/>
                 <w:szCs w:val="18"/>
               </w:rPr>
               <w:t xml:space="preserve">y = 24x</w:t>
@@ -5414,7 +5421,7 @@
                 <w:rFonts w:ascii="Avenir Next" w:hAnsi="Avenir Next" w:cs="Avenir Next" w:eastAsia="Avenir Next"/>
                 <w:b/>
                 <w:color w:val="003A70"/>
-                <w:sz w:val="18"/>
+                <w:sz w:val="22"/>
                 <w:szCs w:val="18"/>
               </w:rPr>
               <w:t xml:space="preserve">L</w:t>
@@ -5437,7 +5444,7 @@
                 <w:rFonts w:ascii="Avenir Next" w:hAnsi="Avenir Next" w:cs="Avenir Next" w:eastAsia="Avenir Next"/>
                 <w:b/>
                 <w:color w:val="1A1A1A"/>
-                <w:sz w:val="18"/>
+                <w:sz w:val="22"/>
                 <w:szCs w:val="18"/>
               </w:rPr>
               <w:t xml:space="preserve">y = 9x</w:t>
@@ -5453,7 +5460,7 @@
                 <w:rFonts w:ascii="Avenir Next" w:hAnsi="Avenir Next" w:cs="Avenir Next" w:eastAsia="Avenir Next"/>
                 <w:b/>
                 <w:color w:val="003A70"/>
-                <w:sz w:val="18"/>
+                <w:sz w:val="22"/>
                 <w:szCs w:val="18"/>
               </w:rPr>
               <w:t xml:space="preserve">V</w:t>
@@ -5464,7 +5471,7 @@
     </w:tbl>
     <w:p>
       <w:pPr>
-        <w:spacing w:before="0" w:after="0" w:line="60" w:lineRule="auto"/>
+        <w:spacing w:before="0" w:after="0" w:line="50" w:lineRule="exact"/>
       </w:pPr>
     </w:p>
     <w:tbl>
@@ -5631,7 +5638,7 @@
     </w:tbl>
     <w:p>
       <w:pPr>
-        <w:spacing w:before="0" w:after="0" w:line="40" w:lineRule="auto"/>
+        <w:spacing w:before="0" w:after="0" w:line="50" w:lineRule="exact"/>
       </w:pPr>
     </w:p>
     <w:tbl>
@@ -5673,6 +5680,7 @@
           </w:tcPr>
           <w:p>
             <w:pPr>
+              <w:pStyle w:val="Heading2"/>
               <w:spacing w:before="0" w:after="0" w:line="240" w:lineRule="auto"/>
             </w:pPr>
             <w:r>
@@ -5710,7 +5718,7 @@
               <w:rPr>
                 <w:rFonts w:ascii="Avenir Next" w:hAnsi="Avenir Next" w:cs="Avenir Next" w:eastAsia="Avenir Next"/>
                 <w:color w:val="1A1A1A"/>
-                <w:sz w:val="17"/>
+                <w:sz w:val="22"/>
                 <w:szCs w:val="17"/>
               </w:rPr>
               <w:t xml:space="preserve">  I can do this on my own</w:t>
@@ -5739,7 +5747,7 @@
               <w:rPr>
                 <w:rFonts w:ascii="Avenir Next" w:hAnsi="Avenir Next" w:cs="Avenir Next" w:eastAsia="Avenir Next"/>
                 <w:color w:val="1A1A1A"/>
-                <w:sz w:val="17"/>
+                <w:sz w:val="22"/>
                 <w:szCs w:val="17"/>
               </w:rPr>
               <w:t xml:space="preserve">  I need a little help</w:t>
@@ -5768,7 +5776,7 @@
               <w:rPr>
                 <w:rFonts w:ascii="Avenir Next" w:hAnsi="Avenir Next" w:cs="Avenir Next" w:eastAsia="Avenir Next"/>
                 <w:color w:val="1A1A1A"/>
-                <w:sz w:val="17"/>
+                <w:sz w:val="22"/>
                 <w:szCs w:val="17"/>
               </w:rPr>
               <w:t xml:space="preserve">  I have a question about #</w:t>
@@ -5789,7 +5797,7 @@
     </w:tbl>
     <w:p>
       <w:pPr>
-        <w:spacing w:before="0" w:after="0" w:line="20" w:lineRule="exact"/>
+        <w:spacing w:before="0" w:after="0" w:line="50" w:lineRule="exact"/>
       </w:pPr>
     </w:p>
     <w:sectPr>
@@ -5875,7 +5883,106 @@
               <w:sz w:val="15"/>
               <w:szCs w:val="15"/>
             </w:rPr>
-            <w:t xml:space="preserve">Lesson 9-3  ·  Session 1  ·  Practice Form B</w:t>
+            <w:t xml:space="preserve">9-3 · Page </w:t>
+          </w:r>
+          <w:r>
+            <w:rPr>
+              <w:rFonts w:ascii="Avenir Next" w:hAnsi="Avenir Next" w:cs="Avenir Next" w:eastAsia="Avenir Next"/>
+              <w:color w:val="5A5F66"/>
+              <w:sz w:val="15"/>
+              <w:szCs w:val="15"/>
+            </w:rPr>
+            <w:fldChar w:fldCharType="begin"/>
+          </w:r>
+          <w:r>
+            <w:rPr>
+              <w:rFonts w:ascii="Avenir Next" w:hAnsi="Avenir Next" w:cs="Avenir Next" w:eastAsia="Avenir Next"/>
+              <w:color w:val="5A5F66"/>
+              <w:sz w:val="15"/>
+              <w:szCs w:val="15"/>
+            </w:rPr>
+            <w:instrText xml:space="preserve"> PAGE </w:instrText>
+          </w:r>
+          <w:r>
+            <w:rPr>
+              <w:rFonts w:ascii="Avenir Next" w:hAnsi="Avenir Next" w:cs="Avenir Next" w:eastAsia="Avenir Next"/>
+              <w:color w:val="5A5F66"/>
+              <w:sz w:val="15"/>
+              <w:szCs w:val="15"/>
+            </w:rPr>
+            <w:fldChar w:fldCharType="separate"/>
+          </w:r>
+          <w:r>
+            <w:rPr>
+              <w:rFonts w:ascii="Avenir Next" w:hAnsi="Avenir Next" w:cs="Avenir Next" w:eastAsia="Avenir Next"/>
+              <w:color w:val="5A5F66"/>
+              <w:sz w:val="15"/>
+              <w:szCs w:val="15"/>
+            </w:rPr>
+            <w:t xml:space="preserve">1</w:t>
+          </w:r>
+          <w:r>
+            <w:rPr>
+              <w:rFonts w:ascii="Avenir Next" w:hAnsi="Avenir Next" w:cs="Avenir Next" w:eastAsia="Avenir Next"/>
+              <w:color w:val="5A5F66"/>
+              <w:sz w:val="15"/>
+              <w:szCs w:val="15"/>
+            </w:rPr>
+            <w:fldChar w:fldCharType="end"/>
+          </w:r>
+          <w:r>
+            <w:rPr>
+              <w:rFonts w:ascii="Avenir Next" w:hAnsi="Avenir Next" w:cs="Avenir Next" w:eastAsia="Avenir Next"/>
+              <w:color w:val="5A5F66"/>
+              <w:sz w:val="15"/>
+              <w:szCs w:val="15"/>
+            </w:rPr>
+            <w:t xml:space="preserve"> of </w:t>
+          </w:r>
+          <w:r>
+            <w:rPr>
+              <w:rFonts w:ascii="Avenir Next" w:hAnsi="Avenir Next" w:cs="Avenir Next" w:eastAsia="Avenir Next"/>
+              <w:color w:val="5A5F66"/>
+              <w:sz w:val="15"/>
+              <w:szCs w:val="15"/>
+            </w:rPr>
+            <w:fldChar w:fldCharType="begin"/>
+          </w:r>
+          <w:r>
+            <w:rPr>
+              <w:rFonts w:ascii="Avenir Next" w:hAnsi="Avenir Next" w:cs="Avenir Next" w:eastAsia="Avenir Next"/>
+              <w:color w:val="5A5F66"/>
+              <w:sz w:val="15"/>
+              <w:szCs w:val="15"/>
+            </w:rPr>
+            <w:instrText xml:space="preserve"> NUMPAGES </w:instrText>
+          </w:r>
+          <w:r>
+            <w:rPr>
+              <w:rFonts w:ascii="Avenir Next" w:hAnsi="Avenir Next" w:cs="Avenir Next" w:eastAsia="Avenir Next"/>
+              <w:color w:val="5A5F66"/>
+              <w:sz w:val="15"/>
+              <w:szCs w:val="15"/>
+            </w:rPr>
+            <w:fldChar w:fldCharType="separate"/>
+          </w:r>
+          <w:r>
+            <w:rPr>
+              <w:rFonts w:ascii="Avenir Next" w:hAnsi="Avenir Next" w:cs="Avenir Next" w:eastAsia="Avenir Next"/>
+              <w:color w:val="5A5F66"/>
+              <w:sz w:val="15"/>
+              <w:szCs w:val="15"/>
+            </w:rPr>
+            <w:t xml:space="preserve">1</w:t>
+          </w:r>
+          <w:r>
+            <w:rPr>
+              <w:rFonts w:ascii="Avenir Next" w:hAnsi="Avenir Next" w:cs="Avenir Next" w:eastAsia="Avenir Next"/>
+              <w:color w:val="5A5F66"/>
+              <w:sz w:val="15"/>
+              <w:szCs w:val="15"/>
+            </w:rPr>
+            <w:fldChar w:fldCharType="end"/>
           </w:r>
         </w:p>
       </w:tc>
@@ -5918,5 +6025,23 @@
       </w:tblCellMar>
     </w:tblPr>
   </w:style>
+  <w:style w:type="paragraph" w:styleId="Heading1">
+    <w:name w:val="heading 1"/>
+    <w:basedOn w:val="Normal"/>
+    <w:pPr>
+      <w:outlineLvl w:val="0"/>
+      <w:keepNext w:val="0"/>
+      <w:keepLines w:val="0"/>
+    </w:pPr>
+  </w:style>
+  <w:style w:type="paragraph" w:styleId="Heading2">
+    <w:name w:val="heading 2"/>
+    <w:basedOn w:val="Normal"/>
+    <w:pPr>
+      <w:outlineLvl w:val="1"/>
+      <w:keepNext w:val="0"/>
+      <w:keepLines w:val="0"/>
+    </w:pPr>
+  </w:style>
 </w:styles>
 </file>